--- a/eng/docx/62.content.docx
+++ b/eng/docx/62.content.docx
@@ -45,7 +45,7 @@
         <w:rPr>
           <w:lang w:val="en_US" w:bidi="en_US"/>
         </w:rPr>
-        <w:t xml:space="preserve"> © 2023 SRV Partners Released under CC BY-SA 4.0 license. </w:t>
+        <w:t xml:space="preserve"> © 2025 Word Collective Released under CC BY-SA 4.0 license. </w:t>
       </w:r>
       <w:r>
         <w:rPr>
@@ -69,7 +69,7 @@
         <w:rPr>
           <w:lang w:val="en_US" w:bidi="en_US"/>
         </w:rPr>
-        <w:t xml:space="preserve"> © 2023 SRV Partners Released under CC BY-SA 4.0 license by Mission Mutual</w:t>
+        <w:t xml:space="preserve"> © 2025 Word Collective Released under CC BY-SA 4.0 license by Mission Mutual</w:t>
       </w:r>
       <w:r>
         <w:rPr>
@@ -7711,25 +7711,20 @@
         </w:rPr>
         <w:t>"We can be sure that we know God if we obey God's good rules. So how do you know whether someone really knows God? You can look at this person's behavior! If someone obeys God's good rules, then this person really knows God! God's love has become perfect in this person. But anyone who says they know God but does not obey what God says is lying. It is not true that they have a relationship with God! We can be sure that we are in God if we behave just like Jesus. So, anyone who says that he remains with God should also behave just like Jesus."</w:t>
       </w:r>
-      <w:r>
-        <w:rPr>
-          <w:lang w:val="en_US" w:bidi="en_US"/>
-        </w:rPr>
-        <w:t>Pause the drama.</w:t>
-      </w:r>
-    </w:p>
-    <w:p>
-      <w:pPr/>
-      <w:r>
-        <w:rPr>
-          <w:lang w:val="en_US" w:bidi="en_US"/>
-        </w:rPr>
-      </w:r>
-      <w:r>
-        <w:rPr>
-          <w:lang w:val="en_US" w:bidi="en_US"/>
-        </w:rPr>
-        <w:t>Ask the person acting out John, "What are you thinking?" The person may answer things like:**</w:t>
+    </w:p>
+    <w:p>
+      <w:pPr/>
+      <w:r>
+        <w:rPr>
+          <w:lang w:val="en_US" w:bidi="en_US"/>
+        </w:rPr>
+      </w:r>
+      <w:r>
+        <w:rPr>
+          <w:b/>
+          <w:lang w:val="en_US" w:bidi="en_US"/>
+        </w:rPr>
+        <w:t>Pause the drama. Ask the person acting out John, "What are you thinking?" The person may answer things like:</w:t>
       </w:r>
     </w:p>
     <w:p>
@@ -7803,11 +7798,20 @@
         </w:rPr>
         <w:t>I am glad that I am learning that I have to obey God! I did not know that it was important to do what God wants.</w:t>
       </w:r>
-      <w:r>
-        <w:rPr>
-          <w:lang w:val="en_US" w:bidi="en_US"/>
-        </w:rPr>
-        <w:t>[!end] Continue the drama.</w:t>
+    </w:p>
+    <w:p>
+      <w:pPr/>
+      <w:r>
+        <w:rPr>
+          <w:lang w:val="en_US" w:bidi="en_US"/>
+        </w:rPr>
+      </w:r>
+      <w:r>
+        <w:rPr>
+          <w:b/>
+          <w:lang w:val="en_US" w:bidi="en_US"/>
+        </w:rPr>
+        <w:t>Continue the drama.</w:t>
       </w:r>
     </w:p>
     <w:p>
@@ -7837,25 +7841,19 @@
         </w:rPr>
         <w:t>"Dear friends, you should love each other. This is not something that you do not know yet. It is an old commandment. But it is also a new commandment! Jesus did what this commandment tells us to do. You are also doing what this commandment tells us to do. Because of this, we can see that the darkness of evil is already beginning to go away! We can already see the true light of God beginning to shine."</w:t>
       </w:r>
-      <w:r>
-        <w:rPr>
-          <w:lang w:val="en_US" w:bidi="en_US"/>
-        </w:rPr>
-        <w:t>Pause the drama.</w:t>
-      </w:r>
-    </w:p>
-    <w:p>
-      <w:pPr/>
-      <w:r>
-        <w:rPr>
-          <w:lang w:val="en_US" w:bidi="en_US"/>
-        </w:rPr>
-      </w:r>
-      <w:r>
-        <w:rPr>
-          <w:lang w:val="en_US" w:bidi="en_US"/>
-        </w:rPr>
-        <w:t>Ask the person acting out John, "What are you thinking?" The person may answer things like:</w:t>
+    </w:p>
+    <w:p>
+      <w:pPr/>
+      <w:r>
+        <w:rPr>
+          <w:lang w:val="en_US" w:bidi="en_US"/>
+        </w:rPr>
+      </w:r>
+      <w:r>
+        <w:rPr>
+          <w:lang w:val="en_US" w:bidi="en_US"/>
+        </w:rPr>
+        <w:t>Pause the drama. Ask the person acting out John, "What are you thinking?" The person may answer things like:</w:t>
       </w:r>
     </w:p>
     <w:p>
@@ -7942,6 +7940,20 @@
           <w:lang w:val="en_US" w:bidi="en_US"/>
         </w:rPr>
         <w:t>Jesus loved us so much, and now I know that I really should love my brothers and sisters in the church as well.</w:t>
+      </w:r>
+    </w:p>
+    <w:p>
+      <w:pPr/>
+      <w:r>
+        <w:rPr>
+          <w:lang w:val="en_US" w:bidi="en_US"/>
+        </w:rPr>
+      </w:r>
+      <w:r>
+        <w:rPr>
+          <w:lang w:val="en_US" w:bidi="en_US"/>
+        </w:rPr>
+        <w:t>Continue the drama.</w:t>
       </w:r>
     </w:p>
     <w:p>
@@ -10666,25 +10678,19 @@
         </w:rPr>
         <w:t>"My dear children, I am writing to you because God has forgiven you your sins. God has done that because of Jesus. Adults, I am writing to you because you know Jesus, who existed from the beginning. Young people, I am writing to you because you have won your fight with the evil one! Children, I am writing to you because you know God the Father. Adults, I am writing to you because you know Jesus, who existed from the beginning. Young people, I am writing to you because you are spiritually strong, you are doing what God's word says, and you have won your fight with the evil one!"</w:t>
       </w:r>
-      <w:r>
-        <w:rPr>
-          <w:lang w:val="en_US" w:bidi="en_US"/>
-        </w:rPr>
-        <w:t>Pause the drama.</w:t>
-      </w:r>
-    </w:p>
-    <w:p>
-      <w:pPr/>
-      <w:r>
-        <w:rPr>
-          <w:lang w:val="en_US" w:bidi="en_US"/>
-        </w:rPr>
-      </w:r>
-      <w:r>
-        <w:rPr>
-          <w:lang w:val="en_US" w:bidi="en_US"/>
-        </w:rPr>
-        <w:t>Ask the person acting out John, "What are you thinking?" People may answer things like:</w:t>
+    </w:p>
+    <w:p>
+      <w:pPr/>
+      <w:r>
+        <w:rPr>
+          <w:lang w:val="en_US" w:bidi="en_US"/>
+        </w:rPr>
+      </w:r>
+      <w:r>
+        <w:rPr>
+          <w:lang w:val="en_US" w:bidi="en_US"/>
+        </w:rPr>
+        <w:t>Pause the drama. Ask the person acting out John, "What are you thinking?" People may answer things like:</w:t>
       </w:r>
     </w:p>
     <w:p>
@@ -10838,6 +10844,20 @@
         <w:rPr>
           <w:lang w:val="en_US" w:bidi="en_US"/>
         </w:rPr>
+        <w:t>Continue the drama.</w:t>
+      </w:r>
+    </w:p>
+    <w:p>
+      <w:pPr/>
+      <w:r>
+        <w:rPr>
+          <w:lang w:val="en_US" w:bidi="en_US"/>
+        </w:rPr>
+      </w:r>
+      <w:r>
+        <w:rPr>
+          <w:lang w:val="en_US" w:bidi="en_US"/>
+        </w:rPr>
         <w:t>John continues speaking something like this:</w:t>
       </w:r>
     </w:p>
@@ -10854,25 +10874,19 @@
         </w:rPr>
         <w:t>"Do not love the way people live in this sinful world. You cannot love God and sinful things at the same time. If you love the things of this sinful world, you will stop loving God! People who love this sinful world do whatever bad thing they want to do. If these people see something, they want to have it right away. These people are arrogant about the things they have. This is not the behavior that God wants."</w:t>
       </w:r>
-      <w:r>
-        <w:rPr>
-          <w:lang w:val="en_US" w:bidi="en_US"/>
-        </w:rPr>
-        <w:t>Pause the drama.</w:t>
-      </w:r>
-    </w:p>
-    <w:p>
-      <w:pPr/>
-      <w:r>
-        <w:rPr>
-          <w:lang w:val="en_US" w:bidi="en_US"/>
-        </w:rPr>
-      </w:r>
-      <w:r>
-        <w:rPr>
-          <w:lang w:val="en_US" w:bidi="en_US"/>
-        </w:rPr>
-        <w:t>Ask the person acting out John, "What are you thinking?" People may answer things like:</w:t>
+    </w:p>
+    <w:p>
+      <w:pPr/>
+      <w:r>
+        <w:rPr>
+          <w:lang w:val="en_US" w:bidi="en_US"/>
+        </w:rPr>
+      </w:r>
+      <w:r>
+        <w:rPr>
+          <w:lang w:val="en_US" w:bidi="en_US"/>
+        </w:rPr>
+        <w:t>Pause the drama. Ask the person acting out John, "What are you thinking?" People may answer things like:</w:t>
       </w:r>
     </w:p>
     <w:p>
@@ -10904,6 +10918,20 @@
         <w:rPr>
           <w:lang w:val="en_US" w:bidi="en_US"/>
         </w:rPr>
+        <w:t>Continue the drama.</w:t>
+      </w:r>
+    </w:p>
+    <w:p>
+      <w:pPr/>
+      <w:r>
+        <w:rPr>
+          <w:lang w:val="en_US" w:bidi="en_US"/>
+        </w:rPr>
+      </w:r>
+      <w:r>
+        <w:rPr>
+          <w:lang w:val="en_US" w:bidi="en_US"/>
+        </w:rPr>
         <w:t>John continues speaking something like this:</w:t>
       </w:r>
     </w:p>
@@ -10920,25 +10948,19 @@
         </w:rPr>
         <w:t>"The evil things in this world and all these evil things that people really want to have are going away. But the people who do the things that God wants will live forever."</w:t>
       </w:r>
-      <w:r>
-        <w:rPr>
-          <w:lang w:val="en_US" w:bidi="en_US"/>
-        </w:rPr>
-        <w:t>Pause the drama.</w:t>
-      </w:r>
-    </w:p>
-    <w:p>
-      <w:pPr/>
-      <w:r>
-        <w:rPr>
-          <w:lang w:val="en_US" w:bidi="en_US"/>
-        </w:rPr>
-      </w:r>
-      <w:r>
-        <w:rPr>
-          <w:lang w:val="en_US" w:bidi="en_US"/>
-        </w:rPr>
-        <w:t>Ask the person acting out John, "What are you thinking?" People may answer things like:</w:t>
+    </w:p>
+    <w:p>
+      <w:pPr/>
+      <w:r>
+        <w:rPr>
+          <w:lang w:val="en_US" w:bidi="en_US"/>
+        </w:rPr>
+      </w:r>
+      <w:r>
+        <w:rPr>
+          <w:lang w:val="en_US" w:bidi="en_US"/>
+        </w:rPr>
+        <w:t>Pause the drama. Ask the person acting out John, "What are you thinking?" People may answer things like:</w:t>
       </w:r>
     </w:p>
     <w:p>

--- a/eng/docx/62.content.docx
+++ b/eng/docx/62.content.docx
@@ -7711,20 +7711,25 @@
         </w:rPr>
         <w:t>"We can be sure that we know God if we obey God's good rules. So how do you know whether someone really knows God? You can look at this person's behavior! If someone obeys God's good rules, then this person really knows God! God's love has become perfect in this person. But anyone who says they know God but does not obey what God says is lying. It is not true that they have a relationship with God! We can be sure that we are in God if we behave just like Jesus. So, anyone who says that he remains with God should also behave just like Jesus."</w:t>
       </w:r>
-    </w:p>
-    <w:p>
-      <w:pPr/>
-      <w:r>
-        <w:rPr>
-          <w:lang w:val="en_US" w:bidi="en_US"/>
-        </w:rPr>
-      </w:r>
-      <w:r>
-        <w:rPr>
-          <w:b/>
-          <w:lang w:val="en_US" w:bidi="en_US"/>
-        </w:rPr>
-        <w:t>Pause the drama. Ask the person acting out John, "What are you thinking?" The person may answer things like:</w:t>
+      <w:r>
+        <w:rPr>
+          <w:lang w:val="en_US" w:bidi="en_US"/>
+        </w:rPr>
+        <w:t>Pause the drama.</w:t>
+      </w:r>
+    </w:p>
+    <w:p>
+      <w:pPr/>
+      <w:r>
+        <w:rPr>
+          <w:lang w:val="en_US" w:bidi="en_US"/>
+        </w:rPr>
+      </w:r>
+      <w:r>
+        <w:rPr>
+          <w:lang w:val="en_US" w:bidi="en_US"/>
+        </w:rPr>
+        <w:t>Ask the person acting out John, "What are you thinking?" The person may answer things like:**</w:t>
       </w:r>
     </w:p>
     <w:p>
@@ -7808,21 +7813,6 @@
       </w:r>
       <w:r>
         <w:rPr>
-          <w:b/>
-          <w:lang w:val="en_US" w:bidi="en_US"/>
-        </w:rPr>
-        <w:t>Continue the drama.</w:t>
-      </w:r>
-    </w:p>
-    <w:p>
-      <w:pPr/>
-      <w:r>
-        <w:rPr>
-          <w:lang w:val="en_US" w:bidi="en_US"/>
-        </w:rPr>
-      </w:r>
-      <w:r>
-        <w:rPr>
           <w:lang w:val="en_US" w:bidi="en_US"/>
         </w:rPr>
         <w:t>John says something like this:</w:t>
@@ -7841,19 +7831,25 @@
         </w:rPr>
         <w:t>"Dear friends, you should love each other. This is not something that you do not know yet. It is an old commandment. But it is also a new commandment! Jesus did what this commandment tells us to do. You are also doing what this commandment tells us to do. Because of this, we can see that the darkness of evil is already beginning to go away! We can already see the true light of God beginning to shine."</w:t>
       </w:r>
-    </w:p>
-    <w:p>
-      <w:pPr/>
-      <w:r>
-        <w:rPr>
-          <w:lang w:val="en_US" w:bidi="en_US"/>
-        </w:rPr>
-      </w:r>
-      <w:r>
-        <w:rPr>
-          <w:lang w:val="en_US" w:bidi="en_US"/>
-        </w:rPr>
-        <w:t>Pause the drama. Ask the person acting out John, "What are you thinking?" The person may answer things like:</w:t>
+      <w:r>
+        <w:rPr>
+          <w:lang w:val="en_US" w:bidi="en_US"/>
+        </w:rPr>
+        <w:t>Pause the drama.</w:t>
+      </w:r>
+    </w:p>
+    <w:p>
+      <w:pPr/>
+      <w:r>
+        <w:rPr>
+          <w:lang w:val="en_US" w:bidi="en_US"/>
+        </w:rPr>
+      </w:r>
+      <w:r>
+        <w:rPr>
+          <w:lang w:val="en_US" w:bidi="en_US"/>
+        </w:rPr>
+        <w:t>Ask the person acting out John, "What are you thinking?" The person may answer things like:</w:t>
       </w:r>
     </w:p>
     <w:p>
@@ -7940,20 +7936,6 @@
           <w:lang w:val="en_US" w:bidi="en_US"/>
         </w:rPr>
         <w:t>Jesus loved us so much, and now I know that I really should love my brothers and sisters in the church as well.</w:t>
-      </w:r>
-    </w:p>
-    <w:p>
-      <w:pPr/>
-      <w:r>
-        <w:rPr>
-          <w:lang w:val="en_US" w:bidi="en_US"/>
-        </w:rPr>
-      </w:r>
-      <w:r>
-        <w:rPr>
-          <w:lang w:val="en_US" w:bidi="en_US"/>
-        </w:rPr>
-        <w:t>Continue the drama.</w:t>
       </w:r>
     </w:p>
     <w:p>
@@ -9618,14 +9600,6 @@
       </w:r>
     </w:p>
     <w:p>
-      <w:pPr/>
-      <w:r>
-        <w:rPr>
-          <w:lang w:val="en_US" w:bidi="en_US"/>
-        </w:rPr>
-      </w:r>
-    </w:p>
-    <w:p>
       <w:pPr>
         <w:pStyle w:val="ListBullet"/>
         <w:spacing w:line="240" w:lineRule="auto"/>
@@ -10452,14 +10426,6 @@
       </w:r>
     </w:p>
     <w:p>
-      <w:pPr/>
-      <w:r>
-        <w:rPr>
-          <w:lang w:val="en_US" w:bidi="en_US"/>
-        </w:rPr>
-      </w:r>
-    </w:p>
-    <w:p>
       <w:pPr>
         <w:pStyle w:val="ListBullet"/>
         <w:spacing w:line="240" w:lineRule="auto"/>
@@ -10678,19 +10644,25 @@
         </w:rPr>
         <w:t>"My dear children, I am writing to you because God has forgiven you your sins. God has done that because of Jesus. Adults, I am writing to you because you know Jesus, who existed from the beginning. Young people, I am writing to you because you have won your fight with the evil one! Children, I am writing to you because you know God the Father. Adults, I am writing to you because you know Jesus, who existed from the beginning. Young people, I am writing to you because you are spiritually strong, you are doing what God's word says, and you have won your fight with the evil one!"</w:t>
       </w:r>
-    </w:p>
-    <w:p>
-      <w:pPr/>
-      <w:r>
-        <w:rPr>
-          <w:lang w:val="en_US" w:bidi="en_US"/>
-        </w:rPr>
-      </w:r>
-      <w:r>
-        <w:rPr>
-          <w:lang w:val="en_US" w:bidi="en_US"/>
-        </w:rPr>
-        <w:t>Pause the drama. Ask the person acting out John, "What are you thinking?" People may answer things like:</w:t>
+      <w:r>
+        <w:rPr>
+          <w:lang w:val="en_US" w:bidi="en_US"/>
+        </w:rPr>
+        <w:t>Pause the drama.</w:t>
+      </w:r>
+    </w:p>
+    <w:p>
+      <w:pPr/>
+      <w:r>
+        <w:rPr>
+          <w:lang w:val="en_US" w:bidi="en_US"/>
+        </w:rPr>
+      </w:r>
+      <w:r>
+        <w:rPr>
+          <w:lang w:val="en_US" w:bidi="en_US"/>
+        </w:rPr>
+        <w:t>Ask the person acting out John, "What are you thinking?" People may answer things like:</w:t>
       </w:r>
     </w:p>
     <w:p>
@@ -10844,20 +10816,6 @@
         <w:rPr>
           <w:lang w:val="en_US" w:bidi="en_US"/>
         </w:rPr>
-        <w:t>Continue the drama.</w:t>
-      </w:r>
-    </w:p>
-    <w:p>
-      <w:pPr/>
-      <w:r>
-        <w:rPr>
-          <w:lang w:val="en_US" w:bidi="en_US"/>
-        </w:rPr>
-      </w:r>
-      <w:r>
-        <w:rPr>
-          <w:lang w:val="en_US" w:bidi="en_US"/>
-        </w:rPr>
         <w:t>John continues speaking something like this:</w:t>
       </w:r>
     </w:p>
@@ -10874,19 +10832,25 @@
         </w:rPr>
         <w:t>"Do not love the way people live in this sinful world. You cannot love God and sinful things at the same time. If you love the things of this sinful world, you will stop loving God! People who love this sinful world do whatever bad thing they want to do. If these people see something, they want to have it right away. These people are arrogant about the things they have. This is not the behavior that God wants."</w:t>
       </w:r>
-    </w:p>
-    <w:p>
-      <w:pPr/>
-      <w:r>
-        <w:rPr>
-          <w:lang w:val="en_US" w:bidi="en_US"/>
-        </w:rPr>
-      </w:r>
-      <w:r>
-        <w:rPr>
-          <w:lang w:val="en_US" w:bidi="en_US"/>
-        </w:rPr>
-        <w:t>Pause the drama. Ask the person acting out John, "What are you thinking?" People may answer things like:</w:t>
+      <w:r>
+        <w:rPr>
+          <w:lang w:val="en_US" w:bidi="en_US"/>
+        </w:rPr>
+        <w:t>Pause the drama.</w:t>
+      </w:r>
+    </w:p>
+    <w:p>
+      <w:pPr/>
+      <w:r>
+        <w:rPr>
+          <w:lang w:val="en_US" w:bidi="en_US"/>
+        </w:rPr>
+      </w:r>
+      <w:r>
+        <w:rPr>
+          <w:lang w:val="en_US" w:bidi="en_US"/>
+        </w:rPr>
+        <w:t>Ask the person acting out John, "What are you thinking?" People may answer things like:</w:t>
       </w:r>
     </w:p>
     <w:p>
@@ -10918,20 +10882,6 @@
         <w:rPr>
           <w:lang w:val="en_US" w:bidi="en_US"/>
         </w:rPr>
-        <w:t>Continue the drama.</w:t>
-      </w:r>
-    </w:p>
-    <w:p>
-      <w:pPr/>
-      <w:r>
-        <w:rPr>
-          <w:lang w:val="en_US" w:bidi="en_US"/>
-        </w:rPr>
-      </w:r>
-      <w:r>
-        <w:rPr>
-          <w:lang w:val="en_US" w:bidi="en_US"/>
-        </w:rPr>
         <w:t>John continues speaking something like this:</w:t>
       </w:r>
     </w:p>
@@ -10948,19 +10898,25 @@
         </w:rPr>
         <w:t>"The evil things in this world and all these evil things that people really want to have are going away. But the people who do the things that God wants will live forever."</w:t>
       </w:r>
-    </w:p>
-    <w:p>
-      <w:pPr/>
-      <w:r>
-        <w:rPr>
-          <w:lang w:val="en_US" w:bidi="en_US"/>
-        </w:rPr>
-      </w:r>
-      <w:r>
-        <w:rPr>
-          <w:lang w:val="en_US" w:bidi="en_US"/>
-        </w:rPr>
-        <w:t>Pause the drama. Ask the person acting out John, "What are you thinking?" People may answer things like:</w:t>
+      <w:r>
+        <w:rPr>
+          <w:lang w:val="en_US" w:bidi="en_US"/>
+        </w:rPr>
+        <w:t>Pause the drama.</w:t>
+      </w:r>
+    </w:p>
+    <w:p>
+      <w:pPr/>
+      <w:r>
+        <w:rPr>
+          <w:lang w:val="en_US" w:bidi="en_US"/>
+        </w:rPr>
+      </w:r>
+      <w:r>
+        <w:rPr>
+          <w:lang w:val="en_US" w:bidi="en_US"/>
+        </w:rPr>
+        <w:t>Ask the person acting out John, "What are you thinking?" People may answer things like:</w:t>
       </w:r>
     </w:p>
     <w:p>
@@ -33325,12 +33281,6 @@
           <w:lang w:val="en_US" w:bidi="en_US"/>
         </w:rPr>
         <w:t>The Holy Spirit always speaks the truth, so I know that Jesus was really God!</w:t>
-      </w:r>
-      <w:r>
-        <w:rPr>
-          <w:lang w:val="en_US" w:bidi="en_US"/>
-        </w:rPr>
-        <w:t>[!end] Continue the drama.</w:t>
       </w:r>
     </w:p>
     <w:p>

--- a/eng/docx/62.content.docx
+++ b/eng/docx/62.content.docx
@@ -2243,6 +2243,271 @@
         <w:rPr>
           <w:lang w:val="en_US" w:bidi="en_US"/>
         </w:rPr>
+        <w:t>1 John 1:1–4</w:t>
+      </w:r>
+      <w:r>
+        <w:rPr>
+          <w:lang w:val="en_US" w:bidi="en_US"/>
+        </w:rPr>
+      </w:r>
+    </w:p>
+    <w:p>
+      <w:pPr>
+        <w:pStyle w:val="Heading4"/>
+      </w:pPr>
+      <w:r>
+        <w:rPr>
+          <w:lang w:val="en_US" w:bidi="en_US"/>
+        </w:rPr>
+        <w:t>Audio Content</w:t>
+      </w:r>
+      <w:r>
+        <w:rPr>
+          <w:lang w:val="en_US" w:bidi="en_US"/>
+        </w:rPr>
+      </w:r>
+      <w:r>
+        <w:rPr>
+          <w:lang w:val="en_US" w:bidi="en_US"/>
+        </w:rPr>
+      </w:r>
+    </w:p>
+    <w:p>
+      <w:pPr>
+        <w:pStyle w:val="ListBullet"/>
+        <w:spacing w:line="240" w:lineRule="auto"/>
+        <w:ind w:left="720"/>
+      </w:pPr>
+      <w:r>
+        <w:rPr>
+          <w:lang w:val="en_US" w:bidi="en_US"/>
+        </w:rPr>
+      </w:r>
+      <w:hyperlink r:id="rId13">
+        <w:r>
+          <w:rPr>
+            <w:lang w:val="en_US" w:bidi="en_US"/>
+          </w:rPr>
+          <w:rPr>
+            <w:color w:val="0000EE"/>
+            <w:u w:val="single"/>
+          </w:rPr>
+          <w:t>Hear and Heart</w:t>
+        </w:r>
+      </w:hyperlink>
+      <w:r>
+        <w:rPr>
+          <w:lang w:val="en_US" w:bidi="en_US"/>
+        </w:rPr>
+        <w:t xml:space="preserve"> (697 KB)</w:t>
+      </w:r>
+      <w:r>
+        <w:rPr>
+          <w:lang w:val="en_US" w:bidi="en_US"/>
+        </w:rPr>
+      </w:r>
+    </w:p>
+    <w:p>
+      <w:pPr>
+        <w:pStyle w:val="ListBullet"/>
+        <w:spacing w:line="240" w:lineRule="auto"/>
+        <w:ind w:left="720"/>
+      </w:pPr>
+      <w:r>
+        <w:rPr>
+          <w:lang w:val="en_US" w:bidi="en_US"/>
+        </w:rPr>
+      </w:r>
+      <w:hyperlink r:id="rId14">
+        <w:r>
+          <w:rPr>
+            <w:lang w:val="en_US" w:bidi="en_US"/>
+          </w:rPr>
+          <w:rPr>
+            <w:color w:val="0000EE"/>
+            <w:u w:val="single"/>
+          </w:rPr>
+          <w:t>Setting the Stage</w:t>
+        </w:r>
+      </w:hyperlink>
+      <w:r>
+        <w:rPr>
+          <w:lang w:val="en_US" w:bidi="en_US"/>
+        </w:rPr>
+        <w:t xml:space="preserve"> (4.1 MB)</w:t>
+      </w:r>
+      <w:r>
+        <w:rPr>
+          <w:lang w:val="en_US" w:bidi="en_US"/>
+        </w:rPr>
+      </w:r>
+    </w:p>
+    <w:p>
+      <w:pPr>
+        <w:pStyle w:val="ListBullet"/>
+        <w:spacing w:line="240" w:lineRule="auto"/>
+        <w:ind w:left="720"/>
+      </w:pPr>
+      <w:r>
+        <w:rPr>
+          <w:lang w:val="en_US" w:bidi="en_US"/>
+        </w:rPr>
+      </w:r>
+      <w:hyperlink r:id="rId15">
+        <w:r>
+          <w:rPr>
+            <w:lang w:val="en_US" w:bidi="en_US"/>
+          </w:rPr>
+          <w:rPr>
+            <w:color w:val="0000EE"/>
+            <w:u w:val="single"/>
+          </w:rPr>
+          <w:t>Defining the Scenes</w:t>
+        </w:r>
+      </w:hyperlink>
+      <w:r>
+        <w:rPr>
+          <w:lang w:val="en_US" w:bidi="en_US"/>
+        </w:rPr>
+        <w:t xml:space="preserve"> (5.1 MB)</w:t>
+      </w:r>
+      <w:r>
+        <w:rPr>
+          <w:lang w:val="en_US" w:bidi="en_US"/>
+        </w:rPr>
+      </w:r>
+    </w:p>
+    <w:p>
+      <w:pPr>
+        <w:pStyle w:val="ListBullet"/>
+        <w:spacing w:line="240" w:lineRule="auto"/>
+        <w:ind w:left="720"/>
+      </w:pPr>
+      <w:r>
+        <w:rPr>
+          <w:lang w:val="en_US" w:bidi="en_US"/>
+        </w:rPr>
+      </w:r>
+      <w:hyperlink r:id="rId16">
+        <w:r>
+          <w:rPr>
+            <w:lang w:val="en_US" w:bidi="en_US"/>
+          </w:rPr>
+          <w:rPr>
+            <w:color w:val="0000EE"/>
+            <w:u w:val="single"/>
+          </w:rPr>
+          <w:t>Embodying the Text</w:t>
+        </w:r>
+      </w:hyperlink>
+      <w:r>
+        <w:rPr>
+          <w:lang w:val="en_US" w:bidi="en_US"/>
+        </w:rPr>
+        <w:t xml:space="preserve"> (2.9 MB)</w:t>
+      </w:r>
+      <w:r>
+        <w:rPr>
+          <w:lang w:val="en_US" w:bidi="en_US"/>
+        </w:rPr>
+      </w:r>
+    </w:p>
+    <w:p>
+      <w:pPr>
+        <w:pStyle w:val="ListBullet"/>
+        <w:spacing w:line="240" w:lineRule="auto"/>
+        <w:ind w:left="720"/>
+      </w:pPr>
+      <w:r>
+        <w:rPr>
+          <w:lang w:val="en_US" w:bidi="en_US"/>
+        </w:rPr>
+      </w:r>
+      <w:hyperlink r:id="rId17">
+        <w:r>
+          <w:rPr>
+            <w:lang w:val="en_US" w:bidi="en_US"/>
+          </w:rPr>
+          <w:rPr>
+            <w:color w:val="0000EE"/>
+            <w:u w:val="single"/>
+          </w:rPr>
+          <w:t>Filling the Gaps</w:t>
+        </w:r>
+      </w:hyperlink>
+      <w:r>
+        <w:rPr>
+          <w:lang w:val="en_US" w:bidi="en_US"/>
+        </w:rPr>
+        <w:t xml:space="preserve"> (4.8 MB)</w:t>
+      </w:r>
+      <w:r>
+        <w:rPr>
+          <w:lang w:val="en_US" w:bidi="en_US"/>
+        </w:rPr>
+      </w:r>
+    </w:p>
+    <w:p>
+      <w:pPr>
+        <w:pStyle w:val="ListBullet"/>
+        <w:spacing w:line="240" w:lineRule="auto"/>
+        <w:ind w:left="720"/>
+      </w:pPr>
+      <w:r>
+        <w:rPr>
+          <w:lang w:val="en_US" w:bidi="en_US"/>
+        </w:rPr>
+      </w:r>
+      <w:hyperlink r:id="rId18">
+        <w:r>
+          <w:rPr>
+            <w:lang w:val="en_US" w:bidi="en_US"/>
+          </w:rPr>
+          <w:rPr>
+            <w:color w:val="0000EE"/>
+            <w:u w:val="single"/>
+          </w:rPr>
+          <w:t>Speaking the Word</w:t>
+        </w:r>
+      </w:hyperlink>
+      <w:r>
+        <w:rPr>
+          <w:lang w:val="en_US" w:bidi="en_US"/>
+        </w:rPr>
+        <w:t xml:space="preserve"> (1008 KB)</w:t>
+      </w:r>
+      <w:r>
+        <w:rPr>
+          <w:lang w:val="en_US" w:bidi="en_US"/>
+        </w:rPr>
+      </w:r>
+      <w:r>
+        <w:rPr>
+          <w:lang w:val="en_US" w:bidi="en_US"/>
+        </w:rPr>
+      </w:r>
+      <w:r>
+        <w:rPr>
+          <w:lang w:val="en_US" w:bidi="en_US"/>
+        </w:rPr>
+      </w:r>
+    </w:p>
+    <w:p>
+      <w:pPr/>
+      <w:r>
+        <w:rPr>
+          <w:lang w:val="en_US" w:bidi="en_US"/>
+        </w:rPr>
+      </w:r>
+    </w:p>
+    <w:p>
+      <w:pPr>
+        <w:pStyle w:val="Heading2"/>
+      </w:pPr>
+      <w:r>
+        <w:rPr>
+          <w:lang w:val="en_US" w:bidi="en_US"/>
+        </w:rPr>
         <w:t>1 John 1:5–2:2</w:t>
       </w:r>
       <w:r>
@@ -5328,6 +5593,271 @@
         <w:rPr>
           <w:lang w:val="en_US" w:bidi="en_US"/>
         </w:rPr>
+        <w:t>1 John 1:5–2:2</w:t>
+      </w:r>
+      <w:r>
+        <w:rPr>
+          <w:lang w:val="en_US" w:bidi="en_US"/>
+        </w:rPr>
+      </w:r>
+    </w:p>
+    <w:p>
+      <w:pPr>
+        <w:pStyle w:val="Heading4"/>
+      </w:pPr>
+      <w:r>
+        <w:rPr>
+          <w:lang w:val="en_US" w:bidi="en_US"/>
+        </w:rPr>
+        <w:t>Audio Content</w:t>
+      </w:r>
+      <w:r>
+        <w:rPr>
+          <w:lang w:val="en_US" w:bidi="en_US"/>
+        </w:rPr>
+      </w:r>
+      <w:r>
+        <w:rPr>
+          <w:lang w:val="en_US" w:bidi="en_US"/>
+        </w:rPr>
+      </w:r>
+    </w:p>
+    <w:p>
+      <w:pPr>
+        <w:pStyle w:val="ListBullet"/>
+        <w:spacing w:line="240" w:lineRule="auto"/>
+        <w:ind w:left="720"/>
+      </w:pPr>
+      <w:r>
+        <w:rPr>
+          <w:lang w:val="en_US" w:bidi="en_US"/>
+        </w:rPr>
+      </w:r>
+      <w:hyperlink r:id="rId19">
+        <w:r>
+          <w:rPr>
+            <w:lang w:val="en_US" w:bidi="en_US"/>
+          </w:rPr>
+          <w:rPr>
+            <w:color w:val="0000EE"/>
+            <w:u w:val="single"/>
+          </w:rPr>
+          <w:t>Hear and Heart</w:t>
+        </w:r>
+      </w:hyperlink>
+      <w:r>
+        <w:rPr>
+          <w:lang w:val="en_US" w:bidi="en_US"/>
+        </w:rPr>
+        <w:t xml:space="preserve"> (733 KB)</w:t>
+      </w:r>
+      <w:r>
+        <w:rPr>
+          <w:lang w:val="en_US" w:bidi="en_US"/>
+        </w:rPr>
+      </w:r>
+    </w:p>
+    <w:p>
+      <w:pPr>
+        <w:pStyle w:val="ListBullet"/>
+        <w:spacing w:line="240" w:lineRule="auto"/>
+        <w:ind w:left="720"/>
+      </w:pPr>
+      <w:r>
+        <w:rPr>
+          <w:lang w:val="en_US" w:bidi="en_US"/>
+        </w:rPr>
+      </w:r>
+      <w:hyperlink r:id="rId20">
+        <w:r>
+          <w:rPr>
+            <w:lang w:val="en_US" w:bidi="en_US"/>
+          </w:rPr>
+          <w:rPr>
+            <w:color w:val="0000EE"/>
+            <w:u w:val="single"/>
+          </w:rPr>
+          <w:t>Setting the Stage</w:t>
+        </w:r>
+      </w:hyperlink>
+      <w:r>
+        <w:rPr>
+          <w:lang w:val="en_US" w:bidi="en_US"/>
+        </w:rPr>
+        <w:t xml:space="preserve"> (7.2 MB)</w:t>
+      </w:r>
+      <w:r>
+        <w:rPr>
+          <w:lang w:val="en_US" w:bidi="en_US"/>
+        </w:rPr>
+      </w:r>
+    </w:p>
+    <w:p>
+      <w:pPr>
+        <w:pStyle w:val="ListBullet"/>
+        <w:spacing w:line="240" w:lineRule="auto"/>
+        <w:ind w:left="720"/>
+      </w:pPr>
+      <w:r>
+        <w:rPr>
+          <w:lang w:val="en_US" w:bidi="en_US"/>
+        </w:rPr>
+      </w:r>
+      <w:hyperlink r:id="rId21">
+        <w:r>
+          <w:rPr>
+            <w:lang w:val="en_US" w:bidi="en_US"/>
+          </w:rPr>
+          <w:rPr>
+            <w:color w:val="0000EE"/>
+            <w:u w:val="single"/>
+          </w:rPr>
+          <w:t>Defining the Scenes</w:t>
+        </w:r>
+      </w:hyperlink>
+      <w:r>
+        <w:rPr>
+          <w:lang w:val="en_US" w:bidi="en_US"/>
+        </w:rPr>
+        <w:t xml:space="preserve"> (8.6 MB)</w:t>
+      </w:r>
+      <w:r>
+        <w:rPr>
+          <w:lang w:val="en_US" w:bidi="en_US"/>
+        </w:rPr>
+      </w:r>
+    </w:p>
+    <w:p>
+      <w:pPr>
+        <w:pStyle w:val="ListBullet"/>
+        <w:spacing w:line="240" w:lineRule="auto"/>
+        <w:ind w:left="720"/>
+      </w:pPr>
+      <w:r>
+        <w:rPr>
+          <w:lang w:val="en_US" w:bidi="en_US"/>
+        </w:rPr>
+      </w:r>
+      <w:hyperlink r:id="rId22">
+        <w:r>
+          <w:rPr>
+            <w:lang w:val="en_US" w:bidi="en_US"/>
+          </w:rPr>
+          <w:rPr>
+            <w:color w:val="0000EE"/>
+            <w:u w:val="single"/>
+          </w:rPr>
+          <w:t>Embodying the Text</w:t>
+        </w:r>
+      </w:hyperlink>
+      <w:r>
+        <w:rPr>
+          <w:lang w:val="en_US" w:bidi="en_US"/>
+        </w:rPr>
+        <w:t xml:space="preserve"> (4.0 MB)</w:t>
+      </w:r>
+      <w:r>
+        <w:rPr>
+          <w:lang w:val="en_US" w:bidi="en_US"/>
+        </w:rPr>
+      </w:r>
+    </w:p>
+    <w:p>
+      <w:pPr>
+        <w:pStyle w:val="ListBullet"/>
+        <w:spacing w:line="240" w:lineRule="auto"/>
+        <w:ind w:left="720"/>
+      </w:pPr>
+      <w:r>
+        <w:rPr>
+          <w:lang w:val="en_US" w:bidi="en_US"/>
+        </w:rPr>
+      </w:r>
+      <w:hyperlink r:id="rId23">
+        <w:r>
+          <w:rPr>
+            <w:lang w:val="en_US" w:bidi="en_US"/>
+          </w:rPr>
+          <w:rPr>
+            <w:color w:val="0000EE"/>
+            <w:u w:val="single"/>
+          </w:rPr>
+          <w:t>Filling the Gaps</w:t>
+        </w:r>
+      </w:hyperlink>
+      <w:r>
+        <w:rPr>
+          <w:lang w:val="en_US" w:bidi="en_US"/>
+        </w:rPr>
+        <w:t xml:space="preserve"> (6.9 MB)</w:t>
+      </w:r>
+      <w:r>
+        <w:rPr>
+          <w:lang w:val="en_US" w:bidi="en_US"/>
+        </w:rPr>
+      </w:r>
+    </w:p>
+    <w:p>
+      <w:pPr>
+        <w:pStyle w:val="ListBullet"/>
+        <w:spacing w:line="240" w:lineRule="auto"/>
+        <w:ind w:left="720"/>
+      </w:pPr>
+      <w:r>
+        <w:rPr>
+          <w:lang w:val="en_US" w:bidi="en_US"/>
+        </w:rPr>
+      </w:r>
+      <w:hyperlink r:id="rId24">
+        <w:r>
+          <w:rPr>
+            <w:lang w:val="en_US" w:bidi="en_US"/>
+          </w:rPr>
+          <w:rPr>
+            <w:color w:val="0000EE"/>
+            <w:u w:val="single"/>
+          </w:rPr>
+          <w:t>Speaking the Word</w:t>
+        </w:r>
+      </w:hyperlink>
+      <w:r>
+        <w:rPr>
+          <w:lang w:val="en_US" w:bidi="en_US"/>
+        </w:rPr>
+        <w:t xml:space="preserve"> (1017 KB)</w:t>
+      </w:r>
+      <w:r>
+        <w:rPr>
+          <w:lang w:val="en_US" w:bidi="en_US"/>
+        </w:rPr>
+      </w:r>
+      <w:r>
+        <w:rPr>
+          <w:lang w:val="en_US" w:bidi="en_US"/>
+        </w:rPr>
+      </w:r>
+      <w:r>
+        <w:rPr>
+          <w:lang w:val="en_US" w:bidi="en_US"/>
+        </w:rPr>
+      </w:r>
+    </w:p>
+    <w:p>
+      <w:pPr/>
+      <w:r>
+        <w:rPr>
+          <w:lang w:val="en_US" w:bidi="en_US"/>
+        </w:rPr>
+      </w:r>
+    </w:p>
+    <w:p>
+      <w:pPr>
+        <w:pStyle w:val="Heading2"/>
+      </w:pPr>
+      <w:r>
+        <w:rPr>
+          <w:lang w:val="en_US" w:bidi="en_US"/>
+        </w:rPr>
         <w:t>1 John 2:3–11</w:t>
       </w:r>
       <w:r>
@@ -8899,6 +9429,271 @@
         <w:rPr>
           <w:lang w:val="en_US" w:bidi="en_US"/>
         </w:rPr>
+        <w:t>1 John 2:3–11</w:t>
+      </w:r>
+      <w:r>
+        <w:rPr>
+          <w:lang w:val="en_US" w:bidi="en_US"/>
+        </w:rPr>
+      </w:r>
+    </w:p>
+    <w:p>
+      <w:pPr>
+        <w:pStyle w:val="Heading4"/>
+      </w:pPr>
+      <w:r>
+        <w:rPr>
+          <w:lang w:val="en_US" w:bidi="en_US"/>
+        </w:rPr>
+        <w:t>Audio Content</w:t>
+      </w:r>
+      <w:r>
+        <w:rPr>
+          <w:lang w:val="en_US" w:bidi="en_US"/>
+        </w:rPr>
+      </w:r>
+      <w:r>
+        <w:rPr>
+          <w:lang w:val="en_US" w:bidi="en_US"/>
+        </w:rPr>
+      </w:r>
+    </w:p>
+    <w:p>
+      <w:pPr>
+        <w:pStyle w:val="ListBullet"/>
+        <w:spacing w:line="240" w:lineRule="auto"/>
+        <w:ind w:left="720"/>
+      </w:pPr>
+      <w:r>
+        <w:rPr>
+          <w:lang w:val="en_US" w:bidi="en_US"/>
+        </w:rPr>
+      </w:r>
+      <w:hyperlink r:id="rId25">
+        <w:r>
+          <w:rPr>
+            <w:lang w:val="en_US" w:bidi="en_US"/>
+          </w:rPr>
+          <w:rPr>
+            <w:color w:val="0000EE"/>
+            <w:u w:val="single"/>
+          </w:rPr>
+          <w:t>Hear and Heart</w:t>
+        </w:r>
+      </w:hyperlink>
+      <w:r>
+        <w:rPr>
+          <w:lang w:val="en_US" w:bidi="en_US"/>
+        </w:rPr>
+        <w:t xml:space="preserve"> (682 KB)</w:t>
+      </w:r>
+      <w:r>
+        <w:rPr>
+          <w:lang w:val="en_US" w:bidi="en_US"/>
+        </w:rPr>
+      </w:r>
+    </w:p>
+    <w:p>
+      <w:pPr>
+        <w:pStyle w:val="ListBullet"/>
+        <w:spacing w:line="240" w:lineRule="auto"/>
+        <w:ind w:left="720"/>
+      </w:pPr>
+      <w:r>
+        <w:rPr>
+          <w:lang w:val="en_US" w:bidi="en_US"/>
+        </w:rPr>
+      </w:r>
+      <w:hyperlink r:id="rId26">
+        <w:r>
+          <w:rPr>
+            <w:lang w:val="en_US" w:bidi="en_US"/>
+          </w:rPr>
+          <w:rPr>
+            <w:color w:val="0000EE"/>
+            <w:u w:val="single"/>
+          </w:rPr>
+          <w:t>Setting the Stage</w:t>
+        </w:r>
+      </w:hyperlink>
+      <w:r>
+        <w:rPr>
+          <w:lang w:val="en_US" w:bidi="en_US"/>
+        </w:rPr>
+        <w:t xml:space="preserve"> (6.4 MB)</w:t>
+      </w:r>
+      <w:r>
+        <w:rPr>
+          <w:lang w:val="en_US" w:bidi="en_US"/>
+        </w:rPr>
+      </w:r>
+    </w:p>
+    <w:p>
+      <w:pPr>
+        <w:pStyle w:val="ListBullet"/>
+        <w:spacing w:line="240" w:lineRule="auto"/>
+        <w:ind w:left="720"/>
+      </w:pPr>
+      <w:r>
+        <w:rPr>
+          <w:lang w:val="en_US" w:bidi="en_US"/>
+        </w:rPr>
+      </w:r>
+      <w:hyperlink r:id="rId27">
+        <w:r>
+          <w:rPr>
+            <w:lang w:val="en_US" w:bidi="en_US"/>
+          </w:rPr>
+          <w:rPr>
+            <w:color w:val="0000EE"/>
+            <w:u w:val="single"/>
+          </w:rPr>
+          <w:t>Defining the Scenes</w:t>
+        </w:r>
+      </w:hyperlink>
+      <w:r>
+        <w:rPr>
+          <w:lang w:val="en_US" w:bidi="en_US"/>
+        </w:rPr>
+        <w:t xml:space="preserve"> (10.3 MB)</w:t>
+      </w:r>
+      <w:r>
+        <w:rPr>
+          <w:lang w:val="en_US" w:bidi="en_US"/>
+        </w:rPr>
+      </w:r>
+    </w:p>
+    <w:p>
+      <w:pPr>
+        <w:pStyle w:val="ListBullet"/>
+        <w:spacing w:line="240" w:lineRule="auto"/>
+        <w:ind w:left="720"/>
+      </w:pPr>
+      <w:r>
+        <w:rPr>
+          <w:lang w:val="en_US" w:bidi="en_US"/>
+        </w:rPr>
+      </w:r>
+      <w:hyperlink r:id="rId28">
+        <w:r>
+          <w:rPr>
+            <w:lang w:val="en_US" w:bidi="en_US"/>
+          </w:rPr>
+          <w:rPr>
+            <w:color w:val="0000EE"/>
+            <w:u w:val="single"/>
+          </w:rPr>
+          <w:t>Embodying the Text</w:t>
+        </w:r>
+      </w:hyperlink>
+      <w:r>
+        <w:rPr>
+          <w:lang w:val="en_US" w:bidi="en_US"/>
+        </w:rPr>
+        <w:t xml:space="preserve"> (3.5 MB)</w:t>
+      </w:r>
+      <w:r>
+        <w:rPr>
+          <w:lang w:val="en_US" w:bidi="en_US"/>
+        </w:rPr>
+      </w:r>
+    </w:p>
+    <w:p>
+      <w:pPr>
+        <w:pStyle w:val="ListBullet"/>
+        <w:spacing w:line="240" w:lineRule="auto"/>
+        <w:ind w:left="720"/>
+      </w:pPr>
+      <w:r>
+        <w:rPr>
+          <w:lang w:val="en_US" w:bidi="en_US"/>
+        </w:rPr>
+      </w:r>
+      <w:hyperlink r:id="rId29">
+        <w:r>
+          <w:rPr>
+            <w:lang w:val="en_US" w:bidi="en_US"/>
+          </w:rPr>
+          <w:rPr>
+            <w:color w:val="0000EE"/>
+            <w:u w:val="single"/>
+          </w:rPr>
+          <w:t>Filling the Gaps</w:t>
+        </w:r>
+      </w:hyperlink>
+      <w:r>
+        <w:rPr>
+          <w:lang w:val="en_US" w:bidi="en_US"/>
+        </w:rPr>
+        <w:t xml:space="preserve"> (3.7 MB)</w:t>
+      </w:r>
+      <w:r>
+        <w:rPr>
+          <w:lang w:val="en_US" w:bidi="en_US"/>
+        </w:rPr>
+      </w:r>
+    </w:p>
+    <w:p>
+      <w:pPr>
+        <w:pStyle w:val="ListBullet"/>
+        <w:spacing w:line="240" w:lineRule="auto"/>
+        <w:ind w:left="720"/>
+      </w:pPr>
+      <w:r>
+        <w:rPr>
+          <w:lang w:val="en_US" w:bidi="en_US"/>
+        </w:rPr>
+      </w:r>
+      <w:hyperlink r:id="rId30">
+        <w:r>
+          <w:rPr>
+            <w:lang w:val="en_US" w:bidi="en_US"/>
+          </w:rPr>
+          <w:rPr>
+            <w:color w:val="0000EE"/>
+            <w:u w:val="single"/>
+          </w:rPr>
+          <w:t>Speaking the Word</w:t>
+        </w:r>
+      </w:hyperlink>
+      <w:r>
+        <w:rPr>
+          <w:lang w:val="en_US" w:bidi="en_US"/>
+        </w:rPr>
+        <w:t xml:space="preserve"> (1000 KB)</w:t>
+      </w:r>
+      <w:r>
+        <w:rPr>
+          <w:lang w:val="en_US" w:bidi="en_US"/>
+        </w:rPr>
+      </w:r>
+      <w:r>
+        <w:rPr>
+          <w:lang w:val="en_US" w:bidi="en_US"/>
+        </w:rPr>
+      </w:r>
+      <w:r>
+        <w:rPr>
+          <w:lang w:val="en_US" w:bidi="en_US"/>
+        </w:rPr>
+      </w:r>
+    </w:p>
+    <w:p>
+      <w:pPr/>
+      <w:r>
+        <w:rPr>
+          <w:lang w:val="en_US" w:bidi="en_US"/>
+        </w:rPr>
+      </w:r>
+    </w:p>
+    <w:p>
+      <w:pPr>
+        <w:pStyle w:val="Heading2"/>
+      </w:pPr>
+      <w:r>
+        <w:rPr>
+          <w:lang w:val="en_US" w:bidi="en_US"/>
+        </w:rPr>
         <w:t>1 John 2:12–17</w:t>
       </w:r>
       <w:r>
@@ -11672,6 +12467,271 @@
         <w:rPr>
           <w:lang w:val="en_US" w:bidi="en_US"/>
         </w:rPr>
+        <w:t>1 John 2:12–17</w:t>
+      </w:r>
+      <w:r>
+        <w:rPr>
+          <w:lang w:val="en_US" w:bidi="en_US"/>
+        </w:rPr>
+      </w:r>
+    </w:p>
+    <w:p>
+      <w:pPr>
+        <w:pStyle w:val="Heading4"/>
+      </w:pPr>
+      <w:r>
+        <w:rPr>
+          <w:lang w:val="en_US" w:bidi="en_US"/>
+        </w:rPr>
+        <w:t>Audio Content</w:t>
+      </w:r>
+      <w:r>
+        <w:rPr>
+          <w:lang w:val="en_US" w:bidi="en_US"/>
+        </w:rPr>
+      </w:r>
+      <w:r>
+        <w:rPr>
+          <w:lang w:val="en_US" w:bidi="en_US"/>
+        </w:rPr>
+      </w:r>
+    </w:p>
+    <w:p>
+      <w:pPr>
+        <w:pStyle w:val="ListBullet"/>
+        <w:spacing w:line="240" w:lineRule="auto"/>
+        <w:ind w:left="720"/>
+      </w:pPr>
+      <w:r>
+        <w:rPr>
+          <w:lang w:val="en_US" w:bidi="en_US"/>
+        </w:rPr>
+      </w:r>
+      <w:hyperlink r:id="rId31">
+        <w:r>
+          <w:rPr>
+            <w:lang w:val="en_US" w:bidi="en_US"/>
+          </w:rPr>
+          <w:rPr>
+            <w:color w:val="0000EE"/>
+            <w:u w:val="single"/>
+          </w:rPr>
+          <w:t>Hear and Heart</w:t>
+        </w:r>
+      </w:hyperlink>
+      <w:r>
+        <w:rPr>
+          <w:lang w:val="en_US" w:bidi="en_US"/>
+        </w:rPr>
+        <w:t xml:space="preserve"> (686 KB)</w:t>
+      </w:r>
+      <w:r>
+        <w:rPr>
+          <w:lang w:val="en_US" w:bidi="en_US"/>
+        </w:rPr>
+      </w:r>
+    </w:p>
+    <w:p>
+      <w:pPr>
+        <w:pStyle w:val="ListBullet"/>
+        <w:spacing w:line="240" w:lineRule="auto"/>
+        <w:ind w:left="720"/>
+      </w:pPr>
+      <w:r>
+        <w:rPr>
+          <w:lang w:val="en_US" w:bidi="en_US"/>
+        </w:rPr>
+      </w:r>
+      <w:hyperlink r:id="rId32">
+        <w:r>
+          <w:rPr>
+            <w:lang w:val="en_US" w:bidi="en_US"/>
+          </w:rPr>
+          <w:rPr>
+            <w:color w:val="0000EE"/>
+            <w:u w:val="single"/>
+          </w:rPr>
+          <w:t>Setting the Stage</w:t>
+        </w:r>
+      </w:hyperlink>
+      <w:r>
+        <w:rPr>
+          <w:lang w:val="en_US" w:bidi="en_US"/>
+        </w:rPr>
+        <w:t xml:space="preserve"> (4.1 MB)</w:t>
+      </w:r>
+      <w:r>
+        <w:rPr>
+          <w:lang w:val="en_US" w:bidi="en_US"/>
+        </w:rPr>
+      </w:r>
+    </w:p>
+    <w:p>
+      <w:pPr>
+        <w:pStyle w:val="ListBullet"/>
+        <w:spacing w:line="240" w:lineRule="auto"/>
+        <w:ind w:left="720"/>
+      </w:pPr>
+      <w:r>
+        <w:rPr>
+          <w:lang w:val="en_US" w:bidi="en_US"/>
+        </w:rPr>
+      </w:r>
+      <w:hyperlink r:id="rId33">
+        <w:r>
+          <w:rPr>
+            <w:lang w:val="en_US" w:bidi="en_US"/>
+          </w:rPr>
+          <w:rPr>
+            <w:color w:val="0000EE"/>
+            <w:u w:val="single"/>
+          </w:rPr>
+          <w:t>Defining the Scenes</w:t>
+        </w:r>
+      </w:hyperlink>
+      <w:r>
+        <w:rPr>
+          <w:lang w:val="en_US" w:bidi="en_US"/>
+        </w:rPr>
+        <w:t xml:space="preserve"> (8.1 MB)</w:t>
+      </w:r>
+      <w:r>
+        <w:rPr>
+          <w:lang w:val="en_US" w:bidi="en_US"/>
+        </w:rPr>
+      </w:r>
+    </w:p>
+    <w:p>
+      <w:pPr>
+        <w:pStyle w:val="ListBullet"/>
+        <w:spacing w:line="240" w:lineRule="auto"/>
+        <w:ind w:left="720"/>
+      </w:pPr>
+      <w:r>
+        <w:rPr>
+          <w:lang w:val="en_US" w:bidi="en_US"/>
+        </w:rPr>
+      </w:r>
+      <w:hyperlink r:id="rId34">
+        <w:r>
+          <w:rPr>
+            <w:lang w:val="en_US" w:bidi="en_US"/>
+          </w:rPr>
+          <w:rPr>
+            <w:color w:val="0000EE"/>
+            <w:u w:val="single"/>
+          </w:rPr>
+          <w:t>Embodying the Text</w:t>
+        </w:r>
+      </w:hyperlink>
+      <w:r>
+        <w:rPr>
+          <w:lang w:val="en_US" w:bidi="en_US"/>
+        </w:rPr>
+        <w:t xml:space="preserve"> (3.6 MB)</w:t>
+      </w:r>
+      <w:r>
+        <w:rPr>
+          <w:lang w:val="en_US" w:bidi="en_US"/>
+        </w:rPr>
+      </w:r>
+    </w:p>
+    <w:p>
+      <w:pPr>
+        <w:pStyle w:val="ListBullet"/>
+        <w:spacing w:line="240" w:lineRule="auto"/>
+        <w:ind w:left="720"/>
+      </w:pPr>
+      <w:r>
+        <w:rPr>
+          <w:lang w:val="en_US" w:bidi="en_US"/>
+        </w:rPr>
+      </w:r>
+      <w:hyperlink r:id="rId35">
+        <w:r>
+          <w:rPr>
+            <w:lang w:val="en_US" w:bidi="en_US"/>
+          </w:rPr>
+          <w:rPr>
+            <w:color w:val="0000EE"/>
+            <w:u w:val="single"/>
+          </w:rPr>
+          <w:t>Filling the Gaps</w:t>
+        </w:r>
+      </w:hyperlink>
+      <w:r>
+        <w:rPr>
+          <w:lang w:val="en_US" w:bidi="en_US"/>
+        </w:rPr>
+        <w:t xml:space="preserve"> (3.9 MB)</w:t>
+      </w:r>
+      <w:r>
+        <w:rPr>
+          <w:lang w:val="en_US" w:bidi="en_US"/>
+        </w:rPr>
+      </w:r>
+    </w:p>
+    <w:p>
+      <w:pPr>
+        <w:pStyle w:val="ListBullet"/>
+        <w:spacing w:line="240" w:lineRule="auto"/>
+        <w:ind w:left="720"/>
+      </w:pPr>
+      <w:r>
+        <w:rPr>
+          <w:lang w:val="en_US" w:bidi="en_US"/>
+        </w:rPr>
+      </w:r>
+      <w:hyperlink r:id="rId36">
+        <w:r>
+          <w:rPr>
+            <w:lang w:val="en_US" w:bidi="en_US"/>
+          </w:rPr>
+          <w:rPr>
+            <w:color w:val="0000EE"/>
+            <w:u w:val="single"/>
+          </w:rPr>
+          <w:t>Speaking the Word</w:t>
+        </w:r>
+      </w:hyperlink>
+      <w:r>
+        <w:rPr>
+          <w:lang w:val="en_US" w:bidi="en_US"/>
+        </w:rPr>
+        <w:t xml:space="preserve"> (1020 KB)</w:t>
+      </w:r>
+      <w:r>
+        <w:rPr>
+          <w:lang w:val="en_US" w:bidi="en_US"/>
+        </w:rPr>
+      </w:r>
+      <w:r>
+        <w:rPr>
+          <w:lang w:val="en_US" w:bidi="en_US"/>
+        </w:rPr>
+      </w:r>
+      <w:r>
+        <w:rPr>
+          <w:lang w:val="en_US" w:bidi="en_US"/>
+        </w:rPr>
+      </w:r>
+    </w:p>
+    <w:p>
+      <w:pPr/>
+      <w:r>
+        <w:rPr>
+          <w:lang w:val="en_US" w:bidi="en_US"/>
+        </w:rPr>
+      </w:r>
+    </w:p>
+    <w:p>
+      <w:pPr>
+        <w:pStyle w:val="Heading2"/>
+      </w:pPr>
+      <w:r>
+        <w:rPr>
+          <w:lang w:val="en_US" w:bidi="en_US"/>
+        </w:rPr>
         <w:t>1 John 2:18–28</w:t>
       </w:r>
       <w:r>
@@ -14570,6 +15630,271 @@
         <w:rPr>
           <w:lang w:val="en_US" w:bidi="en_US"/>
         </w:rPr>
+        <w:t>1 John 2:18–28</w:t>
+      </w:r>
+      <w:r>
+        <w:rPr>
+          <w:lang w:val="en_US" w:bidi="en_US"/>
+        </w:rPr>
+      </w:r>
+    </w:p>
+    <w:p>
+      <w:pPr>
+        <w:pStyle w:val="Heading4"/>
+      </w:pPr>
+      <w:r>
+        <w:rPr>
+          <w:lang w:val="en_US" w:bidi="en_US"/>
+        </w:rPr>
+        <w:t>Audio Content</w:t>
+      </w:r>
+      <w:r>
+        <w:rPr>
+          <w:lang w:val="en_US" w:bidi="en_US"/>
+        </w:rPr>
+      </w:r>
+      <w:r>
+        <w:rPr>
+          <w:lang w:val="en_US" w:bidi="en_US"/>
+        </w:rPr>
+      </w:r>
+    </w:p>
+    <w:p>
+      <w:pPr>
+        <w:pStyle w:val="ListBullet"/>
+        <w:spacing w:line="240" w:lineRule="auto"/>
+        <w:ind w:left="720"/>
+      </w:pPr>
+      <w:r>
+        <w:rPr>
+          <w:lang w:val="en_US" w:bidi="en_US"/>
+        </w:rPr>
+      </w:r>
+      <w:hyperlink r:id="rId37">
+        <w:r>
+          <w:rPr>
+            <w:lang w:val="en_US" w:bidi="en_US"/>
+          </w:rPr>
+          <w:rPr>
+            <w:color w:val="0000EE"/>
+            <w:u w:val="single"/>
+          </w:rPr>
+          <w:t>Hear and Heart</w:t>
+        </w:r>
+      </w:hyperlink>
+      <w:r>
+        <w:rPr>
+          <w:lang w:val="en_US" w:bidi="en_US"/>
+        </w:rPr>
+        <w:t xml:space="preserve"> (696 KB)</w:t>
+      </w:r>
+      <w:r>
+        <w:rPr>
+          <w:lang w:val="en_US" w:bidi="en_US"/>
+        </w:rPr>
+      </w:r>
+    </w:p>
+    <w:p>
+      <w:pPr>
+        <w:pStyle w:val="ListBullet"/>
+        <w:spacing w:line="240" w:lineRule="auto"/>
+        <w:ind w:left="720"/>
+      </w:pPr>
+      <w:r>
+        <w:rPr>
+          <w:lang w:val="en_US" w:bidi="en_US"/>
+        </w:rPr>
+      </w:r>
+      <w:hyperlink r:id="rId38">
+        <w:r>
+          <w:rPr>
+            <w:lang w:val="en_US" w:bidi="en_US"/>
+          </w:rPr>
+          <w:rPr>
+            <w:color w:val="0000EE"/>
+            <w:u w:val="single"/>
+          </w:rPr>
+          <w:t>Setting the Stage</w:t>
+        </w:r>
+      </w:hyperlink>
+      <w:r>
+        <w:rPr>
+          <w:lang w:val="en_US" w:bidi="en_US"/>
+        </w:rPr>
+        <w:t xml:space="preserve"> (4.8 MB)</w:t>
+      </w:r>
+      <w:r>
+        <w:rPr>
+          <w:lang w:val="en_US" w:bidi="en_US"/>
+        </w:rPr>
+      </w:r>
+    </w:p>
+    <w:p>
+      <w:pPr>
+        <w:pStyle w:val="ListBullet"/>
+        <w:spacing w:line="240" w:lineRule="auto"/>
+        <w:ind w:left="720"/>
+      </w:pPr>
+      <w:r>
+        <w:rPr>
+          <w:lang w:val="en_US" w:bidi="en_US"/>
+        </w:rPr>
+      </w:r>
+      <w:hyperlink r:id="rId39">
+        <w:r>
+          <w:rPr>
+            <w:lang w:val="en_US" w:bidi="en_US"/>
+          </w:rPr>
+          <w:rPr>
+            <w:color w:val="0000EE"/>
+            <w:u w:val="single"/>
+          </w:rPr>
+          <w:t>Defining the Scenes</w:t>
+        </w:r>
+      </w:hyperlink>
+      <w:r>
+        <w:rPr>
+          <w:lang w:val="en_US" w:bidi="en_US"/>
+        </w:rPr>
+        <w:t xml:space="preserve"> (10.3 MB)</w:t>
+      </w:r>
+      <w:r>
+        <w:rPr>
+          <w:lang w:val="en_US" w:bidi="en_US"/>
+        </w:rPr>
+      </w:r>
+    </w:p>
+    <w:p>
+      <w:pPr>
+        <w:pStyle w:val="ListBullet"/>
+        <w:spacing w:line="240" w:lineRule="auto"/>
+        <w:ind w:left="720"/>
+      </w:pPr>
+      <w:r>
+        <w:rPr>
+          <w:lang w:val="en_US" w:bidi="en_US"/>
+        </w:rPr>
+      </w:r>
+      <w:hyperlink r:id="rId40">
+        <w:r>
+          <w:rPr>
+            <w:lang w:val="en_US" w:bidi="en_US"/>
+          </w:rPr>
+          <w:rPr>
+            <w:color w:val="0000EE"/>
+            <w:u w:val="single"/>
+          </w:rPr>
+          <w:t>Embodying the Text</w:t>
+        </w:r>
+      </w:hyperlink>
+      <w:r>
+        <w:rPr>
+          <w:lang w:val="en_US" w:bidi="en_US"/>
+        </w:rPr>
+        <w:t xml:space="preserve"> (4.2 MB)</w:t>
+      </w:r>
+      <w:r>
+        <w:rPr>
+          <w:lang w:val="en_US" w:bidi="en_US"/>
+        </w:rPr>
+      </w:r>
+    </w:p>
+    <w:p>
+      <w:pPr>
+        <w:pStyle w:val="ListBullet"/>
+        <w:spacing w:line="240" w:lineRule="auto"/>
+        <w:ind w:left="720"/>
+      </w:pPr>
+      <w:r>
+        <w:rPr>
+          <w:lang w:val="en_US" w:bidi="en_US"/>
+        </w:rPr>
+      </w:r>
+      <w:hyperlink r:id="rId41">
+        <w:r>
+          <w:rPr>
+            <w:lang w:val="en_US" w:bidi="en_US"/>
+          </w:rPr>
+          <w:rPr>
+            <w:color w:val="0000EE"/>
+            <w:u w:val="single"/>
+          </w:rPr>
+          <w:t>Filling the Gaps</w:t>
+        </w:r>
+      </w:hyperlink>
+      <w:r>
+        <w:rPr>
+          <w:lang w:val="en_US" w:bidi="en_US"/>
+        </w:rPr>
+        <w:t xml:space="preserve"> (5.1 MB)</w:t>
+      </w:r>
+      <w:r>
+        <w:rPr>
+          <w:lang w:val="en_US" w:bidi="en_US"/>
+        </w:rPr>
+      </w:r>
+    </w:p>
+    <w:p>
+      <w:pPr>
+        <w:pStyle w:val="ListBullet"/>
+        <w:spacing w:line="240" w:lineRule="auto"/>
+        <w:ind w:left="720"/>
+      </w:pPr>
+      <w:r>
+        <w:rPr>
+          <w:lang w:val="en_US" w:bidi="en_US"/>
+        </w:rPr>
+      </w:r>
+      <w:hyperlink r:id="rId42">
+        <w:r>
+          <w:rPr>
+            <w:lang w:val="en_US" w:bidi="en_US"/>
+          </w:rPr>
+          <w:rPr>
+            <w:color w:val="0000EE"/>
+            <w:u w:val="single"/>
+          </w:rPr>
+          <w:t>Speaking the Word</w:t>
+        </w:r>
+      </w:hyperlink>
+      <w:r>
+        <w:rPr>
+          <w:lang w:val="en_US" w:bidi="en_US"/>
+        </w:rPr>
+        <w:t xml:space="preserve"> (1011 KB)</w:t>
+      </w:r>
+      <w:r>
+        <w:rPr>
+          <w:lang w:val="en_US" w:bidi="en_US"/>
+        </w:rPr>
+      </w:r>
+      <w:r>
+        <w:rPr>
+          <w:lang w:val="en_US" w:bidi="en_US"/>
+        </w:rPr>
+      </w:r>
+      <w:r>
+        <w:rPr>
+          <w:lang w:val="en_US" w:bidi="en_US"/>
+        </w:rPr>
+      </w:r>
+    </w:p>
+    <w:p>
+      <w:pPr/>
+      <w:r>
+        <w:rPr>
+          <w:lang w:val="en_US" w:bidi="en_US"/>
+        </w:rPr>
+      </w:r>
+    </w:p>
+    <w:p>
+      <w:pPr>
+        <w:pStyle w:val="Heading2"/>
+      </w:pPr>
+      <w:r>
+        <w:rPr>
+          <w:lang w:val="en_US" w:bidi="en_US"/>
+        </w:rPr>
         <w:t>1 John 2:29–3:10</w:t>
       </w:r>
       <w:r>
@@ -17704,6 +19029,271 @@
         <w:rPr>
           <w:lang w:val="en_US" w:bidi="en_US"/>
         </w:rPr>
+        <w:t>1 John 2:29–3:10</w:t>
+      </w:r>
+      <w:r>
+        <w:rPr>
+          <w:lang w:val="en_US" w:bidi="en_US"/>
+        </w:rPr>
+      </w:r>
+    </w:p>
+    <w:p>
+      <w:pPr>
+        <w:pStyle w:val="Heading4"/>
+      </w:pPr>
+      <w:r>
+        <w:rPr>
+          <w:lang w:val="en_US" w:bidi="en_US"/>
+        </w:rPr>
+        <w:t>Audio Content</w:t>
+      </w:r>
+      <w:r>
+        <w:rPr>
+          <w:lang w:val="en_US" w:bidi="en_US"/>
+        </w:rPr>
+      </w:r>
+      <w:r>
+        <w:rPr>
+          <w:lang w:val="en_US" w:bidi="en_US"/>
+        </w:rPr>
+      </w:r>
+    </w:p>
+    <w:p>
+      <w:pPr>
+        <w:pStyle w:val="ListBullet"/>
+        <w:spacing w:line="240" w:lineRule="auto"/>
+        <w:ind w:left="720"/>
+      </w:pPr>
+      <w:r>
+        <w:rPr>
+          <w:lang w:val="en_US" w:bidi="en_US"/>
+        </w:rPr>
+      </w:r>
+      <w:hyperlink r:id="rId43">
+        <w:r>
+          <w:rPr>
+            <w:lang w:val="en_US" w:bidi="en_US"/>
+          </w:rPr>
+          <w:rPr>
+            <w:color w:val="0000EE"/>
+            <w:u w:val="single"/>
+          </w:rPr>
+          <w:t>Hear and Heart</w:t>
+        </w:r>
+      </w:hyperlink>
+      <w:r>
+        <w:rPr>
+          <w:lang w:val="en_US" w:bidi="en_US"/>
+        </w:rPr>
+        <w:t xml:space="preserve"> (731 KB)</w:t>
+      </w:r>
+      <w:r>
+        <w:rPr>
+          <w:lang w:val="en_US" w:bidi="en_US"/>
+        </w:rPr>
+      </w:r>
+    </w:p>
+    <w:p>
+      <w:pPr>
+        <w:pStyle w:val="ListBullet"/>
+        <w:spacing w:line="240" w:lineRule="auto"/>
+        <w:ind w:left="720"/>
+      </w:pPr>
+      <w:r>
+        <w:rPr>
+          <w:lang w:val="en_US" w:bidi="en_US"/>
+        </w:rPr>
+      </w:r>
+      <w:hyperlink r:id="rId44">
+        <w:r>
+          <w:rPr>
+            <w:lang w:val="en_US" w:bidi="en_US"/>
+          </w:rPr>
+          <w:rPr>
+            <w:color w:val="0000EE"/>
+            <w:u w:val="single"/>
+          </w:rPr>
+          <w:t>Setting the Stage</w:t>
+        </w:r>
+      </w:hyperlink>
+      <w:r>
+        <w:rPr>
+          <w:lang w:val="en_US" w:bidi="en_US"/>
+        </w:rPr>
+        <w:t xml:space="preserve"> (7.1 MB)</w:t>
+      </w:r>
+      <w:r>
+        <w:rPr>
+          <w:lang w:val="en_US" w:bidi="en_US"/>
+        </w:rPr>
+      </w:r>
+    </w:p>
+    <w:p>
+      <w:pPr>
+        <w:pStyle w:val="ListBullet"/>
+        <w:spacing w:line="240" w:lineRule="auto"/>
+        <w:ind w:left="720"/>
+      </w:pPr>
+      <w:r>
+        <w:rPr>
+          <w:lang w:val="en_US" w:bidi="en_US"/>
+        </w:rPr>
+      </w:r>
+      <w:hyperlink r:id="rId45">
+        <w:r>
+          <w:rPr>
+            <w:lang w:val="en_US" w:bidi="en_US"/>
+          </w:rPr>
+          <w:rPr>
+            <w:color w:val="0000EE"/>
+            <w:u w:val="single"/>
+          </w:rPr>
+          <w:t>Defining the Scenes</w:t>
+        </w:r>
+      </w:hyperlink>
+      <w:r>
+        <w:rPr>
+          <w:lang w:val="en_US" w:bidi="en_US"/>
+        </w:rPr>
+        <w:t xml:space="preserve"> (7.8 MB)</w:t>
+      </w:r>
+      <w:r>
+        <w:rPr>
+          <w:lang w:val="en_US" w:bidi="en_US"/>
+        </w:rPr>
+      </w:r>
+    </w:p>
+    <w:p>
+      <w:pPr>
+        <w:pStyle w:val="ListBullet"/>
+        <w:spacing w:line="240" w:lineRule="auto"/>
+        <w:ind w:left="720"/>
+      </w:pPr>
+      <w:r>
+        <w:rPr>
+          <w:lang w:val="en_US" w:bidi="en_US"/>
+        </w:rPr>
+      </w:r>
+      <w:hyperlink r:id="rId46">
+        <w:r>
+          <w:rPr>
+            <w:lang w:val="en_US" w:bidi="en_US"/>
+          </w:rPr>
+          <w:rPr>
+            <w:color w:val="0000EE"/>
+            <w:u w:val="single"/>
+          </w:rPr>
+          <w:t>Embodying the Text</w:t>
+        </w:r>
+      </w:hyperlink>
+      <w:r>
+        <w:rPr>
+          <w:lang w:val="en_US" w:bidi="en_US"/>
+        </w:rPr>
+        <w:t xml:space="preserve"> (4.9 MB)</w:t>
+      </w:r>
+      <w:r>
+        <w:rPr>
+          <w:lang w:val="en_US" w:bidi="en_US"/>
+        </w:rPr>
+      </w:r>
+    </w:p>
+    <w:p>
+      <w:pPr>
+        <w:pStyle w:val="ListBullet"/>
+        <w:spacing w:line="240" w:lineRule="auto"/>
+        <w:ind w:left="720"/>
+      </w:pPr>
+      <w:r>
+        <w:rPr>
+          <w:lang w:val="en_US" w:bidi="en_US"/>
+        </w:rPr>
+      </w:r>
+      <w:hyperlink r:id="rId47">
+        <w:r>
+          <w:rPr>
+            <w:lang w:val="en_US" w:bidi="en_US"/>
+          </w:rPr>
+          <w:rPr>
+            <w:color w:val="0000EE"/>
+            <w:u w:val="single"/>
+          </w:rPr>
+          <w:t>Filling the Gaps</w:t>
+        </w:r>
+      </w:hyperlink>
+      <w:r>
+        <w:rPr>
+          <w:lang w:val="en_US" w:bidi="en_US"/>
+        </w:rPr>
+        <w:t xml:space="preserve"> (5.2 MB)</w:t>
+      </w:r>
+      <w:r>
+        <w:rPr>
+          <w:lang w:val="en_US" w:bidi="en_US"/>
+        </w:rPr>
+      </w:r>
+    </w:p>
+    <w:p>
+      <w:pPr>
+        <w:pStyle w:val="ListBullet"/>
+        <w:spacing w:line="240" w:lineRule="auto"/>
+        <w:ind w:left="720"/>
+      </w:pPr>
+      <w:r>
+        <w:rPr>
+          <w:lang w:val="en_US" w:bidi="en_US"/>
+        </w:rPr>
+      </w:r>
+      <w:hyperlink r:id="rId48">
+        <w:r>
+          <w:rPr>
+            <w:lang w:val="en_US" w:bidi="en_US"/>
+          </w:rPr>
+          <w:rPr>
+            <w:color w:val="0000EE"/>
+            <w:u w:val="single"/>
+          </w:rPr>
+          <w:t>Speaking the Word</w:t>
+        </w:r>
+      </w:hyperlink>
+      <w:r>
+        <w:rPr>
+          <w:lang w:val="en_US" w:bidi="en_US"/>
+        </w:rPr>
+        <w:t xml:space="preserve"> (1.0 MB)</w:t>
+      </w:r>
+      <w:r>
+        <w:rPr>
+          <w:lang w:val="en_US" w:bidi="en_US"/>
+        </w:rPr>
+      </w:r>
+      <w:r>
+        <w:rPr>
+          <w:lang w:val="en_US" w:bidi="en_US"/>
+        </w:rPr>
+      </w:r>
+      <w:r>
+        <w:rPr>
+          <w:lang w:val="en_US" w:bidi="en_US"/>
+        </w:rPr>
+      </w:r>
+    </w:p>
+    <w:p>
+      <w:pPr/>
+      <w:r>
+        <w:rPr>
+          <w:lang w:val="en_US" w:bidi="en_US"/>
+        </w:rPr>
+      </w:r>
+    </w:p>
+    <w:p>
+      <w:pPr>
+        <w:pStyle w:val="Heading2"/>
+      </w:pPr>
+      <w:r>
+        <w:rPr>
+          <w:lang w:val="en_US" w:bidi="en_US"/>
+        </w:rPr>
         <w:t>1 John 3:11–18</w:t>
       </w:r>
       <w:r>
@@ -20354,6 +21944,271 @@
         <w:rPr>
           <w:lang w:val="en_US" w:bidi="en_US"/>
         </w:rPr>
+        <w:t>1 John 3:11–18</w:t>
+      </w:r>
+      <w:r>
+        <w:rPr>
+          <w:lang w:val="en_US" w:bidi="en_US"/>
+        </w:rPr>
+      </w:r>
+    </w:p>
+    <w:p>
+      <w:pPr>
+        <w:pStyle w:val="Heading4"/>
+      </w:pPr>
+      <w:r>
+        <w:rPr>
+          <w:lang w:val="en_US" w:bidi="en_US"/>
+        </w:rPr>
+        <w:t>Audio Content</w:t>
+      </w:r>
+      <w:r>
+        <w:rPr>
+          <w:lang w:val="en_US" w:bidi="en_US"/>
+        </w:rPr>
+      </w:r>
+      <w:r>
+        <w:rPr>
+          <w:lang w:val="en_US" w:bidi="en_US"/>
+        </w:rPr>
+      </w:r>
+    </w:p>
+    <w:p>
+      <w:pPr>
+        <w:pStyle w:val="ListBullet"/>
+        <w:spacing w:line="240" w:lineRule="auto"/>
+        <w:ind w:left="720"/>
+      </w:pPr>
+      <w:r>
+        <w:rPr>
+          <w:lang w:val="en_US" w:bidi="en_US"/>
+        </w:rPr>
+      </w:r>
+      <w:hyperlink r:id="rId49">
+        <w:r>
+          <w:rPr>
+            <w:lang w:val="en_US" w:bidi="en_US"/>
+          </w:rPr>
+          <w:rPr>
+            <w:color w:val="0000EE"/>
+            <w:u w:val="single"/>
+          </w:rPr>
+          <w:t>Hear and Heart</w:t>
+        </w:r>
+      </w:hyperlink>
+      <w:r>
+        <w:rPr>
+          <w:lang w:val="en_US" w:bidi="en_US"/>
+        </w:rPr>
+        <w:t xml:space="preserve"> (695 KB)</w:t>
+      </w:r>
+      <w:r>
+        <w:rPr>
+          <w:lang w:val="en_US" w:bidi="en_US"/>
+        </w:rPr>
+      </w:r>
+    </w:p>
+    <w:p>
+      <w:pPr>
+        <w:pStyle w:val="ListBullet"/>
+        <w:spacing w:line="240" w:lineRule="auto"/>
+        <w:ind w:left="720"/>
+      </w:pPr>
+      <w:r>
+        <w:rPr>
+          <w:lang w:val="en_US" w:bidi="en_US"/>
+        </w:rPr>
+      </w:r>
+      <w:hyperlink r:id="rId50">
+        <w:r>
+          <w:rPr>
+            <w:lang w:val="en_US" w:bidi="en_US"/>
+          </w:rPr>
+          <w:rPr>
+            <w:color w:val="0000EE"/>
+            <w:u w:val="single"/>
+          </w:rPr>
+          <w:t>Setting the Stage</w:t>
+        </w:r>
+      </w:hyperlink>
+      <w:r>
+        <w:rPr>
+          <w:lang w:val="en_US" w:bidi="en_US"/>
+        </w:rPr>
+        <w:t xml:space="preserve"> (3.0 MB)</w:t>
+      </w:r>
+      <w:r>
+        <w:rPr>
+          <w:lang w:val="en_US" w:bidi="en_US"/>
+        </w:rPr>
+      </w:r>
+    </w:p>
+    <w:p>
+      <w:pPr>
+        <w:pStyle w:val="ListBullet"/>
+        <w:spacing w:line="240" w:lineRule="auto"/>
+        <w:ind w:left="720"/>
+      </w:pPr>
+      <w:r>
+        <w:rPr>
+          <w:lang w:val="en_US" w:bidi="en_US"/>
+        </w:rPr>
+      </w:r>
+      <w:hyperlink r:id="rId51">
+        <w:r>
+          <w:rPr>
+            <w:lang w:val="en_US" w:bidi="en_US"/>
+          </w:rPr>
+          <w:rPr>
+            <w:color w:val="0000EE"/>
+            <w:u w:val="single"/>
+          </w:rPr>
+          <w:t>Defining the Scenes</w:t>
+        </w:r>
+      </w:hyperlink>
+      <w:r>
+        <w:rPr>
+          <w:lang w:val="en_US" w:bidi="en_US"/>
+        </w:rPr>
+        <w:t xml:space="preserve"> (6.7 MB)</w:t>
+      </w:r>
+      <w:r>
+        <w:rPr>
+          <w:lang w:val="en_US" w:bidi="en_US"/>
+        </w:rPr>
+      </w:r>
+    </w:p>
+    <w:p>
+      <w:pPr>
+        <w:pStyle w:val="ListBullet"/>
+        <w:spacing w:line="240" w:lineRule="auto"/>
+        <w:ind w:left="720"/>
+      </w:pPr>
+      <w:r>
+        <w:rPr>
+          <w:lang w:val="en_US" w:bidi="en_US"/>
+        </w:rPr>
+      </w:r>
+      <w:hyperlink r:id="rId52">
+        <w:r>
+          <w:rPr>
+            <w:lang w:val="en_US" w:bidi="en_US"/>
+          </w:rPr>
+          <w:rPr>
+            <w:color w:val="0000EE"/>
+            <w:u w:val="single"/>
+          </w:rPr>
+          <w:t>Embodying the Text</w:t>
+        </w:r>
+      </w:hyperlink>
+      <w:r>
+        <w:rPr>
+          <w:lang w:val="en_US" w:bidi="en_US"/>
+        </w:rPr>
+        <w:t xml:space="preserve"> (3.9 MB)</w:t>
+      </w:r>
+      <w:r>
+        <w:rPr>
+          <w:lang w:val="en_US" w:bidi="en_US"/>
+        </w:rPr>
+      </w:r>
+    </w:p>
+    <w:p>
+      <w:pPr>
+        <w:pStyle w:val="ListBullet"/>
+        <w:spacing w:line="240" w:lineRule="auto"/>
+        <w:ind w:left="720"/>
+      </w:pPr>
+      <w:r>
+        <w:rPr>
+          <w:lang w:val="en_US" w:bidi="en_US"/>
+        </w:rPr>
+      </w:r>
+      <w:hyperlink r:id="rId53">
+        <w:r>
+          <w:rPr>
+            <w:lang w:val="en_US" w:bidi="en_US"/>
+          </w:rPr>
+          <w:rPr>
+            <w:color w:val="0000EE"/>
+            <w:u w:val="single"/>
+          </w:rPr>
+          <w:t>Filling the Gaps</w:t>
+        </w:r>
+      </w:hyperlink>
+      <w:r>
+        <w:rPr>
+          <w:lang w:val="en_US" w:bidi="en_US"/>
+        </w:rPr>
+        <w:t xml:space="preserve"> (3.3 MB)</w:t>
+      </w:r>
+      <w:r>
+        <w:rPr>
+          <w:lang w:val="en_US" w:bidi="en_US"/>
+        </w:rPr>
+      </w:r>
+    </w:p>
+    <w:p>
+      <w:pPr>
+        <w:pStyle w:val="ListBullet"/>
+        <w:spacing w:line="240" w:lineRule="auto"/>
+        <w:ind w:left="720"/>
+      </w:pPr>
+      <w:r>
+        <w:rPr>
+          <w:lang w:val="en_US" w:bidi="en_US"/>
+        </w:rPr>
+      </w:r>
+      <w:hyperlink r:id="rId54">
+        <w:r>
+          <w:rPr>
+            <w:lang w:val="en_US" w:bidi="en_US"/>
+          </w:rPr>
+          <w:rPr>
+            <w:color w:val="0000EE"/>
+            <w:u w:val="single"/>
+          </w:rPr>
+          <w:t>Speaking the Word</w:t>
+        </w:r>
+      </w:hyperlink>
+      <w:r>
+        <w:rPr>
+          <w:lang w:val="en_US" w:bidi="en_US"/>
+        </w:rPr>
+        <w:t xml:space="preserve"> (1014 KB)</w:t>
+      </w:r>
+      <w:r>
+        <w:rPr>
+          <w:lang w:val="en_US" w:bidi="en_US"/>
+        </w:rPr>
+      </w:r>
+      <w:r>
+        <w:rPr>
+          <w:lang w:val="en_US" w:bidi="en_US"/>
+        </w:rPr>
+      </w:r>
+      <w:r>
+        <w:rPr>
+          <w:lang w:val="en_US" w:bidi="en_US"/>
+        </w:rPr>
+      </w:r>
+    </w:p>
+    <w:p>
+      <w:pPr/>
+      <w:r>
+        <w:rPr>
+          <w:lang w:val="en_US" w:bidi="en_US"/>
+        </w:rPr>
+      </w:r>
+    </w:p>
+    <w:p>
+      <w:pPr>
+        <w:pStyle w:val="Heading2"/>
+      </w:pPr>
+      <w:r>
+        <w:rPr>
+          <w:lang w:val="en_US" w:bidi="en_US"/>
+        </w:rPr>
         <w:t>1 John 3:19–24</w:t>
       </w:r>
       <w:r>
@@ -22660,6 +24515,271 @@
         <w:rPr>
           <w:lang w:val="en_US" w:bidi="en_US"/>
         </w:rPr>
+        <w:t>1 John 3:19–24</w:t>
+      </w:r>
+      <w:r>
+        <w:rPr>
+          <w:lang w:val="en_US" w:bidi="en_US"/>
+        </w:rPr>
+      </w:r>
+    </w:p>
+    <w:p>
+      <w:pPr>
+        <w:pStyle w:val="Heading4"/>
+      </w:pPr>
+      <w:r>
+        <w:rPr>
+          <w:lang w:val="en_US" w:bidi="en_US"/>
+        </w:rPr>
+        <w:t>Audio Content</w:t>
+      </w:r>
+      <w:r>
+        <w:rPr>
+          <w:lang w:val="en_US" w:bidi="en_US"/>
+        </w:rPr>
+      </w:r>
+      <w:r>
+        <w:rPr>
+          <w:lang w:val="en_US" w:bidi="en_US"/>
+        </w:rPr>
+      </w:r>
+    </w:p>
+    <w:p>
+      <w:pPr>
+        <w:pStyle w:val="ListBullet"/>
+        <w:spacing w:line="240" w:lineRule="auto"/>
+        <w:ind w:left="720"/>
+      </w:pPr>
+      <w:r>
+        <w:rPr>
+          <w:lang w:val="en_US" w:bidi="en_US"/>
+        </w:rPr>
+      </w:r>
+      <w:hyperlink r:id="rId55">
+        <w:r>
+          <w:rPr>
+            <w:lang w:val="en_US" w:bidi="en_US"/>
+          </w:rPr>
+          <w:rPr>
+            <w:color w:val="0000EE"/>
+            <w:u w:val="single"/>
+          </w:rPr>
+          <w:t>Hear and Heart</w:t>
+        </w:r>
+      </w:hyperlink>
+      <w:r>
+        <w:rPr>
+          <w:lang w:val="en_US" w:bidi="en_US"/>
+        </w:rPr>
+        <w:t xml:space="preserve"> (725 KB)</w:t>
+      </w:r>
+      <w:r>
+        <w:rPr>
+          <w:lang w:val="en_US" w:bidi="en_US"/>
+        </w:rPr>
+      </w:r>
+    </w:p>
+    <w:p>
+      <w:pPr>
+        <w:pStyle w:val="ListBullet"/>
+        <w:spacing w:line="240" w:lineRule="auto"/>
+        <w:ind w:left="720"/>
+      </w:pPr>
+      <w:r>
+        <w:rPr>
+          <w:lang w:val="en_US" w:bidi="en_US"/>
+        </w:rPr>
+      </w:r>
+      <w:hyperlink r:id="rId56">
+        <w:r>
+          <w:rPr>
+            <w:lang w:val="en_US" w:bidi="en_US"/>
+          </w:rPr>
+          <w:rPr>
+            <w:color w:val="0000EE"/>
+            <w:u w:val="single"/>
+          </w:rPr>
+          <w:t>Setting the Stage</w:t>
+        </w:r>
+      </w:hyperlink>
+      <w:r>
+        <w:rPr>
+          <w:lang w:val="en_US" w:bidi="en_US"/>
+        </w:rPr>
+        <w:t xml:space="preserve"> (3.0 MB)</w:t>
+      </w:r>
+      <w:r>
+        <w:rPr>
+          <w:lang w:val="en_US" w:bidi="en_US"/>
+        </w:rPr>
+      </w:r>
+    </w:p>
+    <w:p>
+      <w:pPr>
+        <w:pStyle w:val="ListBullet"/>
+        <w:spacing w:line="240" w:lineRule="auto"/>
+        <w:ind w:left="720"/>
+      </w:pPr>
+      <w:r>
+        <w:rPr>
+          <w:lang w:val="en_US" w:bidi="en_US"/>
+        </w:rPr>
+      </w:r>
+      <w:hyperlink r:id="rId57">
+        <w:r>
+          <w:rPr>
+            <w:lang w:val="en_US" w:bidi="en_US"/>
+          </w:rPr>
+          <w:rPr>
+            <w:color w:val="0000EE"/>
+            <w:u w:val="single"/>
+          </w:rPr>
+          <w:t>Defining the Scenes</w:t>
+        </w:r>
+      </w:hyperlink>
+      <w:r>
+        <w:rPr>
+          <w:lang w:val="en_US" w:bidi="en_US"/>
+        </w:rPr>
+        <w:t xml:space="preserve"> (5.6 MB)</w:t>
+      </w:r>
+      <w:r>
+        <w:rPr>
+          <w:lang w:val="en_US" w:bidi="en_US"/>
+        </w:rPr>
+      </w:r>
+    </w:p>
+    <w:p>
+      <w:pPr>
+        <w:pStyle w:val="ListBullet"/>
+        <w:spacing w:line="240" w:lineRule="auto"/>
+        <w:ind w:left="720"/>
+      </w:pPr>
+      <w:r>
+        <w:rPr>
+          <w:lang w:val="en_US" w:bidi="en_US"/>
+        </w:rPr>
+      </w:r>
+      <w:hyperlink r:id="rId58">
+        <w:r>
+          <w:rPr>
+            <w:lang w:val="en_US" w:bidi="en_US"/>
+          </w:rPr>
+          <w:rPr>
+            <w:color w:val="0000EE"/>
+            <w:u w:val="single"/>
+          </w:rPr>
+          <w:t>Embodying the Text</w:t>
+        </w:r>
+      </w:hyperlink>
+      <w:r>
+        <w:rPr>
+          <w:lang w:val="en_US" w:bidi="en_US"/>
+        </w:rPr>
+        <w:t xml:space="preserve"> (3.4 MB)</w:t>
+      </w:r>
+      <w:r>
+        <w:rPr>
+          <w:lang w:val="en_US" w:bidi="en_US"/>
+        </w:rPr>
+      </w:r>
+    </w:p>
+    <w:p>
+      <w:pPr>
+        <w:pStyle w:val="ListBullet"/>
+        <w:spacing w:line="240" w:lineRule="auto"/>
+        <w:ind w:left="720"/>
+      </w:pPr>
+      <w:r>
+        <w:rPr>
+          <w:lang w:val="en_US" w:bidi="en_US"/>
+        </w:rPr>
+      </w:r>
+      <w:hyperlink r:id="rId59">
+        <w:r>
+          <w:rPr>
+            <w:lang w:val="en_US" w:bidi="en_US"/>
+          </w:rPr>
+          <w:rPr>
+            <w:color w:val="0000EE"/>
+            <w:u w:val="single"/>
+          </w:rPr>
+          <w:t>Filling the Gaps</w:t>
+        </w:r>
+      </w:hyperlink>
+      <w:r>
+        <w:rPr>
+          <w:lang w:val="en_US" w:bidi="en_US"/>
+        </w:rPr>
+        <w:t xml:space="preserve"> (2.5 MB)</w:t>
+      </w:r>
+      <w:r>
+        <w:rPr>
+          <w:lang w:val="en_US" w:bidi="en_US"/>
+        </w:rPr>
+      </w:r>
+    </w:p>
+    <w:p>
+      <w:pPr>
+        <w:pStyle w:val="ListBullet"/>
+        <w:spacing w:line="240" w:lineRule="auto"/>
+        <w:ind w:left="720"/>
+      </w:pPr>
+      <w:r>
+        <w:rPr>
+          <w:lang w:val="en_US" w:bidi="en_US"/>
+        </w:rPr>
+      </w:r>
+      <w:hyperlink r:id="rId60">
+        <w:r>
+          <w:rPr>
+            <w:lang w:val="en_US" w:bidi="en_US"/>
+          </w:rPr>
+          <w:rPr>
+            <w:color w:val="0000EE"/>
+            <w:u w:val="single"/>
+          </w:rPr>
+          <w:t>Speaking the Word</w:t>
+        </w:r>
+      </w:hyperlink>
+      <w:r>
+        <w:rPr>
+          <w:lang w:val="en_US" w:bidi="en_US"/>
+        </w:rPr>
+        <w:t xml:space="preserve"> (1021 KB)</w:t>
+      </w:r>
+      <w:r>
+        <w:rPr>
+          <w:lang w:val="en_US" w:bidi="en_US"/>
+        </w:rPr>
+      </w:r>
+      <w:r>
+        <w:rPr>
+          <w:lang w:val="en_US" w:bidi="en_US"/>
+        </w:rPr>
+      </w:r>
+      <w:r>
+        <w:rPr>
+          <w:lang w:val="en_US" w:bidi="en_US"/>
+        </w:rPr>
+      </w:r>
+    </w:p>
+    <w:p>
+      <w:pPr/>
+      <w:r>
+        <w:rPr>
+          <w:lang w:val="en_US" w:bidi="en_US"/>
+        </w:rPr>
+      </w:r>
+    </w:p>
+    <w:p>
+      <w:pPr>
+        <w:pStyle w:val="Heading2"/>
+      </w:pPr>
+      <w:r>
+        <w:rPr>
+          <w:lang w:val="en_US" w:bidi="en_US"/>
+        </w:rPr>
         <w:t>1 John 4:1–6</w:t>
       </w:r>
       <w:r>
@@ -25462,6 +27582,271 @@
         <w:rPr>
           <w:lang w:val="en_US" w:bidi="en_US"/>
         </w:rPr>
+        <w:t>1 John 4:1–6</w:t>
+      </w:r>
+      <w:r>
+        <w:rPr>
+          <w:lang w:val="en_US" w:bidi="en_US"/>
+        </w:rPr>
+      </w:r>
+    </w:p>
+    <w:p>
+      <w:pPr>
+        <w:pStyle w:val="Heading4"/>
+      </w:pPr>
+      <w:r>
+        <w:rPr>
+          <w:lang w:val="en_US" w:bidi="en_US"/>
+        </w:rPr>
+        <w:t>Audio Content</w:t>
+      </w:r>
+      <w:r>
+        <w:rPr>
+          <w:lang w:val="en_US" w:bidi="en_US"/>
+        </w:rPr>
+      </w:r>
+      <w:r>
+        <w:rPr>
+          <w:lang w:val="en_US" w:bidi="en_US"/>
+        </w:rPr>
+      </w:r>
+    </w:p>
+    <w:p>
+      <w:pPr>
+        <w:pStyle w:val="ListBullet"/>
+        <w:spacing w:line="240" w:lineRule="auto"/>
+        <w:ind w:left="720"/>
+      </w:pPr>
+      <w:r>
+        <w:rPr>
+          <w:lang w:val="en_US" w:bidi="en_US"/>
+        </w:rPr>
+      </w:r>
+      <w:hyperlink r:id="rId61">
+        <w:r>
+          <w:rPr>
+            <w:lang w:val="en_US" w:bidi="en_US"/>
+          </w:rPr>
+          <w:rPr>
+            <w:color w:val="0000EE"/>
+            <w:u w:val="single"/>
+          </w:rPr>
+          <w:t>Hear and Heart</w:t>
+        </w:r>
+      </w:hyperlink>
+      <w:r>
+        <w:rPr>
+          <w:lang w:val="en_US" w:bidi="en_US"/>
+        </w:rPr>
+        <w:t xml:space="preserve"> (682 KB)</w:t>
+      </w:r>
+      <w:r>
+        <w:rPr>
+          <w:lang w:val="en_US" w:bidi="en_US"/>
+        </w:rPr>
+      </w:r>
+    </w:p>
+    <w:p>
+      <w:pPr>
+        <w:pStyle w:val="ListBullet"/>
+        <w:spacing w:line="240" w:lineRule="auto"/>
+        <w:ind w:left="720"/>
+      </w:pPr>
+      <w:r>
+        <w:rPr>
+          <w:lang w:val="en_US" w:bidi="en_US"/>
+        </w:rPr>
+      </w:r>
+      <w:hyperlink r:id="rId62">
+        <w:r>
+          <w:rPr>
+            <w:lang w:val="en_US" w:bidi="en_US"/>
+          </w:rPr>
+          <w:rPr>
+            <w:color w:val="0000EE"/>
+            <w:u w:val="single"/>
+          </w:rPr>
+          <w:t>Setting the Stage</w:t>
+        </w:r>
+      </w:hyperlink>
+      <w:r>
+        <w:rPr>
+          <w:lang w:val="en_US" w:bidi="en_US"/>
+        </w:rPr>
+        <w:t xml:space="preserve"> (4.7 MB)</w:t>
+      </w:r>
+      <w:r>
+        <w:rPr>
+          <w:lang w:val="en_US" w:bidi="en_US"/>
+        </w:rPr>
+      </w:r>
+    </w:p>
+    <w:p>
+      <w:pPr>
+        <w:pStyle w:val="ListBullet"/>
+        <w:spacing w:line="240" w:lineRule="auto"/>
+        <w:ind w:left="720"/>
+      </w:pPr>
+      <w:r>
+        <w:rPr>
+          <w:lang w:val="en_US" w:bidi="en_US"/>
+        </w:rPr>
+      </w:r>
+      <w:hyperlink r:id="rId63">
+        <w:r>
+          <w:rPr>
+            <w:lang w:val="en_US" w:bidi="en_US"/>
+          </w:rPr>
+          <w:rPr>
+            <w:color w:val="0000EE"/>
+            <w:u w:val="single"/>
+          </w:rPr>
+          <w:t>Defining the Scenes</w:t>
+        </w:r>
+      </w:hyperlink>
+      <w:r>
+        <w:rPr>
+          <w:lang w:val="en_US" w:bidi="en_US"/>
+        </w:rPr>
+        <w:t xml:space="preserve"> (6.6 MB)</w:t>
+      </w:r>
+      <w:r>
+        <w:rPr>
+          <w:lang w:val="en_US" w:bidi="en_US"/>
+        </w:rPr>
+      </w:r>
+    </w:p>
+    <w:p>
+      <w:pPr>
+        <w:pStyle w:val="ListBullet"/>
+        <w:spacing w:line="240" w:lineRule="auto"/>
+        <w:ind w:left="720"/>
+      </w:pPr>
+      <w:r>
+        <w:rPr>
+          <w:lang w:val="en_US" w:bidi="en_US"/>
+        </w:rPr>
+      </w:r>
+      <w:hyperlink r:id="rId64">
+        <w:r>
+          <w:rPr>
+            <w:lang w:val="en_US" w:bidi="en_US"/>
+          </w:rPr>
+          <w:rPr>
+            <w:color w:val="0000EE"/>
+            <w:u w:val="single"/>
+          </w:rPr>
+          <w:t>Embodying the Text</w:t>
+        </w:r>
+      </w:hyperlink>
+      <w:r>
+        <w:rPr>
+          <w:lang w:val="en_US" w:bidi="en_US"/>
+        </w:rPr>
+        <w:t xml:space="preserve"> (3.7 MB)</w:t>
+      </w:r>
+      <w:r>
+        <w:rPr>
+          <w:lang w:val="en_US" w:bidi="en_US"/>
+        </w:rPr>
+      </w:r>
+    </w:p>
+    <w:p>
+      <w:pPr>
+        <w:pStyle w:val="ListBullet"/>
+        <w:spacing w:line="240" w:lineRule="auto"/>
+        <w:ind w:left="720"/>
+      </w:pPr>
+      <w:r>
+        <w:rPr>
+          <w:lang w:val="en_US" w:bidi="en_US"/>
+        </w:rPr>
+      </w:r>
+      <w:hyperlink r:id="rId65">
+        <w:r>
+          <w:rPr>
+            <w:lang w:val="en_US" w:bidi="en_US"/>
+          </w:rPr>
+          <w:rPr>
+            <w:color w:val="0000EE"/>
+            <w:u w:val="single"/>
+          </w:rPr>
+          <w:t>Filling the Gaps</w:t>
+        </w:r>
+      </w:hyperlink>
+      <w:r>
+        <w:rPr>
+          <w:lang w:val="en_US" w:bidi="en_US"/>
+        </w:rPr>
+        <w:t xml:space="preserve"> (4.5 MB)</w:t>
+      </w:r>
+      <w:r>
+        <w:rPr>
+          <w:lang w:val="en_US" w:bidi="en_US"/>
+        </w:rPr>
+      </w:r>
+    </w:p>
+    <w:p>
+      <w:pPr>
+        <w:pStyle w:val="ListBullet"/>
+        <w:spacing w:line="240" w:lineRule="auto"/>
+        <w:ind w:left="720"/>
+      </w:pPr>
+      <w:r>
+        <w:rPr>
+          <w:lang w:val="en_US" w:bidi="en_US"/>
+        </w:rPr>
+      </w:r>
+      <w:hyperlink r:id="rId66">
+        <w:r>
+          <w:rPr>
+            <w:lang w:val="en_US" w:bidi="en_US"/>
+          </w:rPr>
+          <w:rPr>
+            <w:color w:val="0000EE"/>
+            <w:u w:val="single"/>
+          </w:rPr>
+          <w:t>Speaking the Word</w:t>
+        </w:r>
+      </w:hyperlink>
+      <w:r>
+        <w:rPr>
+          <w:lang w:val="en_US" w:bidi="en_US"/>
+        </w:rPr>
+        <w:t xml:space="preserve"> (1014 KB)</w:t>
+      </w:r>
+      <w:r>
+        <w:rPr>
+          <w:lang w:val="en_US" w:bidi="en_US"/>
+        </w:rPr>
+      </w:r>
+      <w:r>
+        <w:rPr>
+          <w:lang w:val="en_US" w:bidi="en_US"/>
+        </w:rPr>
+      </w:r>
+      <w:r>
+        <w:rPr>
+          <w:lang w:val="en_US" w:bidi="en_US"/>
+        </w:rPr>
+      </w:r>
+    </w:p>
+    <w:p>
+      <w:pPr/>
+      <w:r>
+        <w:rPr>
+          <w:lang w:val="en_US" w:bidi="en_US"/>
+        </w:rPr>
+      </w:r>
+    </w:p>
+    <w:p>
+      <w:pPr>
+        <w:pStyle w:val="Heading2"/>
+      </w:pPr>
+      <w:r>
+        <w:rPr>
+          <w:lang w:val="en_US" w:bidi="en_US"/>
+        </w:rPr>
         <w:t>1 John 4:7–12</w:t>
       </w:r>
       <w:r>
@@ -27760,6 +30145,271 @@
         <w:rPr>
           <w:lang w:val="en_US" w:bidi="en_US"/>
         </w:rPr>
+        <w:t>1 John 4:7–12</w:t>
+      </w:r>
+      <w:r>
+        <w:rPr>
+          <w:lang w:val="en_US" w:bidi="en_US"/>
+        </w:rPr>
+      </w:r>
+    </w:p>
+    <w:p>
+      <w:pPr>
+        <w:pStyle w:val="Heading4"/>
+      </w:pPr>
+      <w:r>
+        <w:rPr>
+          <w:lang w:val="en_US" w:bidi="en_US"/>
+        </w:rPr>
+        <w:t>Audio Content</w:t>
+      </w:r>
+      <w:r>
+        <w:rPr>
+          <w:lang w:val="en_US" w:bidi="en_US"/>
+        </w:rPr>
+      </w:r>
+      <w:r>
+        <w:rPr>
+          <w:lang w:val="en_US" w:bidi="en_US"/>
+        </w:rPr>
+      </w:r>
+    </w:p>
+    <w:p>
+      <w:pPr>
+        <w:pStyle w:val="ListBullet"/>
+        <w:spacing w:line="240" w:lineRule="auto"/>
+        <w:ind w:left="720"/>
+      </w:pPr>
+      <w:r>
+        <w:rPr>
+          <w:lang w:val="en_US" w:bidi="en_US"/>
+        </w:rPr>
+      </w:r>
+      <w:hyperlink r:id="rId67">
+        <w:r>
+          <w:rPr>
+            <w:lang w:val="en_US" w:bidi="en_US"/>
+          </w:rPr>
+          <w:rPr>
+            <w:color w:val="0000EE"/>
+            <w:u w:val="single"/>
+          </w:rPr>
+          <w:t>Hear and Heart</w:t>
+        </w:r>
+      </w:hyperlink>
+      <w:r>
+        <w:rPr>
+          <w:lang w:val="en_US" w:bidi="en_US"/>
+        </w:rPr>
+        <w:t xml:space="preserve"> (686 KB)</w:t>
+      </w:r>
+      <w:r>
+        <w:rPr>
+          <w:lang w:val="en_US" w:bidi="en_US"/>
+        </w:rPr>
+      </w:r>
+    </w:p>
+    <w:p>
+      <w:pPr>
+        <w:pStyle w:val="ListBullet"/>
+        <w:spacing w:line="240" w:lineRule="auto"/>
+        <w:ind w:left="720"/>
+      </w:pPr>
+      <w:r>
+        <w:rPr>
+          <w:lang w:val="en_US" w:bidi="en_US"/>
+        </w:rPr>
+      </w:r>
+      <w:hyperlink r:id="rId68">
+        <w:r>
+          <w:rPr>
+            <w:lang w:val="en_US" w:bidi="en_US"/>
+          </w:rPr>
+          <w:rPr>
+            <w:color w:val="0000EE"/>
+            <w:u w:val="single"/>
+          </w:rPr>
+          <w:t>Setting the Stage</w:t>
+        </w:r>
+      </w:hyperlink>
+      <w:r>
+        <w:rPr>
+          <w:lang w:val="en_US" w:bidi="en_US"/>
+        </w:rPr>
+        <w:t xml:space="preserve"> (5.3 MB)</w:t>
+      </w:r>
+      <w:r>
+        <w:rPr>
+          <w:lang w:val="en_US" w:bidi="en_US"/>
+        </w:rPr>
+      </w:r>
+    </w:p>
+    <w:p>
+      <w:pPr>
+        <w:pStyle w:val="ListBullet"/>
+        <w:spacing w:line="240" w:lineRule="auto"/>
+        <w:ind w:left="720"/>
+      </w:pPr>
+      <w:r>
+        <w:rPr>
+          <w:lang w:val="en_US" w:bidi="en_US"/>
+        </w:rPr>
+      </w:r>
+      <w:hyperlink r:id="rId69">
+        <w:r>
+          <w:rPr>
+            <w:lang w:val="en_US" w:bidi="en_US"/>
+          </w:rPr>
+          <w:rPr>
+            <w:color w:val="0000EE"/>
+            <w:u w:val="single"/>
+          </w:rPr>
+          <w:t>Defining the Scenes</w:t>
+        </w:r>
+      </w:hyperlink>
+      <w:r>
+        <w:rPr>
+          <w:lang w:val="en_US" w:bidi="en_US"/>
+        </w:rPr>
+        <w:t xml:space="preserve"> (5.1 MB)</w:t>
+      </w:r>
+      <w:r>
+        <w:rPr>
+          <w:lang w:val="en_US" w:bidi="en_US"/>
+        </w:rPr>
+      </w:r>
+    </w:p>
+    <w:p>
+      <w:pPr>
+        <w:pStyle w:val="ListBullet"/>
+        <w:spacing w:line="240" w:lineRule="auto"/>
+        <w:ind w:left="720"/>
+      </w:pPr>
+      <w:r>
+        <w:rPr>
+          <w:lang w:val="en_US" w:bidi="en_US"/>
+        </w:rPr>
+      </w:r>
+      <w:hyperlink r:id="rId70">
+        <w:r>
+          <w:rPr>
+            <w:lang w:val="en_US" w:bidi="en_US"/>
+          </w:rPr>
+          <w:rPr>
+            <w:color w:val="0000EE"/>
+            <w:u w:val="single"/>
+          </w:rPr>
+          <w:t>Embodying the Text</w:t>
+        </w:r>
+      </w:hyperlink>
+      <w:r>
+        <w:rPr>
+          <w:lang w:val="en_US" w:bidi="en_US"/>
+        </w:rPr>
+        <w:t xml:space="preserve"> (2.7 MB)</w:t>
+      </w:r>
+      <w:r>
+        <w:rPr>
+          <w:lang w:val="en_US" w:bidi="en_US"/>
+        </w:rPr>
+      </w:r>
+    </w:p>
+    <w:p>
+      <w:pPr>
+        <w:pStyle w:val="ListBullet"/>
+        <w:spacing w:line="240" w:lineRule="auto"/>
+        <w:ind w:left="720"/>
+      </w:pPr>
+      <w:r>
+        <w:rPr>
+          <w:lang w:val="en_US" w:bidi="en_US"/>
+        </w:rPr>
+      </w:r>
+      <w:hyperlink r:id="rId71">
+        <w:r>
+          <w:rPr>
+            <w:lang w:val="en_US" w:bidi="en_US"/>
+          </w:rPr>
+          <w:rPr>
+            <w:color w:val="0000EE"/>
+            <w:u w:val="single"/>
+          </w:rPr>
+          <w:t>Filling the Gaps</w:t>
+        </w:r>
+      </w:hyperlink>
+      <w:r>
+        <w:rPr>
+          <w:lang w:val="en_US" w:bidi="en_US"/>
+        </w:rPr>
+        <w:t xml:space="preserve"> (2.1 MB)</w:t>
+      </w:r>
+      <w:r>
+        <w:rPr>
+          <w:lang w:val="en_US" w:bidi="en_US"/>
+        </w:rPr>
+      </w:r>
+    </w:p>
+    <w:p>
+      <w:pPr>
+        <w:pStyle w:val="ListBullet"/>
+        <w:spacing w:line="240" w:lineRule="auto"/>
+        <w:ind w:left="720"/>
+      </w:pPr>
+      <w:r>
+        <w:rPr>
+          <w:lang w:val="en_US" w:bidi="en_US"/>
+        </w:rPr>
+      </w:r>
+      <w:hyperlink r:id="rId72">
+        <w:r>
+          <w:rPr>
+            <w:lang w:val="en_US" w:bidi="en_US"/>
+          </w:rPr>
+          <w:rPr>
+            <w:color w:val="0000EE"/>
+            <w:u w:val="single"/>
+          </w:rPr>
+          <w:t>Speaking the Word</w:t>
+        </w:r>
+      </w:hyperlink>
+      <w:r>
+        <w:rPr>
+          <w:lang w:val="en_US" w:bidi="en_US"/>
+        </w:rPr>
+        <w:t xml:space="preserve"> (999 KB)</w:t>
+      </w:r>
+      <w:r>
+        <w:rPr>
+          <w:lang w:val="en_US" w:bidi="en_US"/>
+        </w:rPr>
+      </w:r>
+      <w:r>
+        <w:rPr>
+          <w:lang w:val="en_US" w:bidi="en_US"/>
+        </w:rPr>
+      </w:r>
+      <w:r>
+        <w:rPr>
+          <w:lang w:val="en_US" w:bidi="en_US"/>
+        </w:rPr>
+      </w:r>
+    </w:p>
+    <w:p>
+      <w:pPr/>
+      <w:r>
+        <w:rPr>
+          <w:lang w:val="en_US" w:bidi="en_US"/>
+        </w:rPr>
+      </w:r>
+    </w:p>
+    <w:p>
+      <w:pPr>
+        <w:pStyle w:val="Heading2"/>
+      </w:pPr>
+      <w:r>
+        <w:rPr>
+          <w:lang w:val="en_US" w:bidi="en_US"/>
+        </w:rPr>
         <w:t>1 John 4:13–21</w:t>
       </w:r>
       <w:r>
@@ -30161,6 +32811,271 @@
         <w:rPr>
           <w:lang w:val="en_US" w:bidi="en_US"/>
         </w:rPr>
+        <w:t>1 John 4:13–21</w:t>
+      </w:r>
+      <w:r>
+        <w:rPr>
+          <w:lang w:val="en_US" w:bidi="en_US"/>
+        </w:rPr>
+      </w:r>
+    </w:p>
+    <w:p>
+      <w:pPr>
+        <w:pStyle w:val="Heading4"/>
+      </w:pPr>
+      <w:r>
+        <w:rPr>
+          <w:lang w:val="en_US" w:bidi="en_US"/>
+        </w:rPr>
+        <w:t>Audio Content</w:t>
+      </w:r>
+      <w:r>
+        <w:rPr>
+          <w:lang w:val="en_US" w:bidi="en_US"/>
+        </w:rPr>
+      </w:r>
+      <w:r>
+        <w:rPr>
+          <w:lang w:val="en_US" w:bidi="en_US"/>
+        </w:rPr>
+      </w:r>
+    </w:p>
+    <w:p>
+      <w:pPr>
+        <w:pStyle w:val="ListBullet"/>
+        <w:spacing w:line="240" w:lineRule="auto"/>
+        <w:ind w:left="720"/>
+      </w:pPr>
+      <w:r>
+        <w:rPr>
+          <w:lang w:val="en_US" w:bidi="en_US"/>
+        </w:rPr>
+      </w:r>
+      <w:hyperlink r:id="rId73">
+        <w:r>
+          <w:rPr>
+            <w:lang w:val="en_US" w:bidi="en_US"/>
+          </w:rPr>
+          <w:rPr>
+            <w:color w:val="0000EE"/>
+            <w:u w:val="single"/>
+          </w:rPr>
+          <w:t>Hear and Heart</w:t>
+        </w:r>
+      </w:hyperlink>
+      <w:r>
+        <w:rPr>
+          <w:lang w:val="en_US" w:bidi="en_US"/>
+        </w:rPr>
+        <w:t xml:space="preserve"> (709 KB)</w:t>
+      </w:r>
+      <w:r>
+        <w:rPr>
+          <w:lang w:val="en_US" w:bidi="en_US"/>
+        </w:rPr>
+      </w:r>
+    </w:p>
+    <w:p>
+      <w:pPr>
+        <w:pStyle w:val="ListBullet"/>
+        <w:spacing w:line="240" w:lineRule="auto"/>
+        <w:ind w:left="720"/>
+      </w:pPr>
+      <w:r>
+        <w:rPr>
+          <w:lang w:val="en_US" w:bidi="en_US"/>
+        </w:rPr>
+      </w:r>
+      <w:hyperlink r:id="rId74">
+        <w:r>
+          <w:rPr>
+            <w:lang w:val="en_US" w:bidi="en_US"/>
+          </w:rPr>
+          <w:rPr>
+            <w:color w:val="0000EE"/>
+            <w:u w:val="single"/>
+          </w:rPr>
+          <w:t>Setting the Stage</w:t>
+        </w:r>
+      </w:hyperlink>
+      <w:r>
+        <w:rPr>
+          <w:lang w:val="en_US" w:bidi="en_US"/>
+        </w:rPr>
+        <w:t xml:space="preserve"> (5.4 MB)</w:t>
+      </w:r>
+      <w:r>
+        <w:rPr>
+          <w:lang w:val="en_US" w:bidi="en_US"/>
+        </w:rPr>
+      </w:r>
+    </w:p>
+    <w:p>
+      <w:pPr>
+        <w:pStyle w:val="ListBullet"/>
+        <w:spacing w:line="240" w:lineRule="auto"/>
+        <w:ind w:left="720"/>
+      </w:pPr>
+      <w:r>
+        <w:rPr>
+          <w:lang w:val="en_US" w:bidi="en_US"/>
+        </w:rPr>
+      </w:r>
+      <w:hyperlink r:id="rId75">
+        <w:r>
+          <w:rPr>
+            <w:lang w:val="en_US" w:bidi="en_US"/>
+          </w:rPr>
+          <w:rPr>
+            <w:color w:val="0000EE"/>
+            <w:u w:val="single"/>
+          </w:rPr>
+          <w:t>Defining the Scenes</w:t>
+        </w:r>
+      </w:hyperlink>
+      <w:r>
+        <w:rPr>
+          <w:lang w:val="en_US" w:bidi="en_US"/>
+        </w:rPr>
+        <w:t xml:space="preserve"> (5.4 MB)</w:t>
+      </w:r>
+      <w:r>
+        <w:rPr>
+          <w:lang w:val="en_US" w:bidi="en_US"/>
+        </w:rPr>
+      </w:r>
+    </w:p>
+    <w:p>
+      <w:pPr>
+        <w:pStyle w:val="ListBullet"/>
+        <w:spacing w:line="240" w:lineRule="auto"/>
+        <w:ind w:left="720"/>
+      </w:pPr>
+      <w:r>
+        <w:rPr>
+          <w:lang w:val="en_US" w:bidi="en_US"/>
+        </w:rPr>
+      </w:r>
+      <w:hyperlink r:id="rId76">
+        <w:r>
+          <w:rPr>
+            <w:lang w:val="en_US" w:bidi="en_US"/>
+          </w:rPr>
+          <w:rPr>
+            <w:color w:val="0000EE"/>
+            <w:u w:val="single"/>
+          </w:rPr>
+          <w:t>Embodying the Text</w:t>
+        </w:r>
+      </w:hyperlink>
+      <w:r>
+        <w:rPr>
+          <w:lang w:val="en_US" w:bidi="en_US"/>
+        </w:rPr>
+        <w:t xml:space="preserve"> (3.5 MB)</w:t>
+      </w:r>
+      <w:r>
+        <w:rPr>
+          <w:lang w:val="en_US" w:bidi="en_US"/>
+        </w:rPr>
+      </w:r>
+    </w:p>
+    <w:p>
+      <w:pPr>
+        <w:pStyle w:val="ListBullet"/>
+        <w:spacing w:line="240" w:lineRule="auto"/>
+        <w:ind w:left="720"/>
+      </w:pPr>
+      <w:r>
+        <w:rPr>
+          <w:lang w:val="en_US" w:bidi="en_US"/>
+        </w:rPr>
+      </w:r>
+      <w:hyperlink r:id="rId77">
+        <w:r>
+          <w:rPr>
+            <w:lang w:val="en_US" w:bidi="en_US"/>
+          </w:rPr>
+          <w:rPr>
+            <w:color w:val="0000EE"/>
+            <w:u w:val="single"/>
+          </w:rPr>
+          <w:t>Filling the Gaps</w:t>
+        </w:r>
+      </w:hyperlink>
+      <w:r>
+        <w:rPr>
+          <w:lang w:val="en_US" w:bidi="en_US"/>
+        </w:rPr>
+        <w:t xml:space="preserve"> (2.9 MB)</w:t>
+      </w:r>
+      <w:r>
+        <w:rPr>
+          <w:lang w:val="en_US" w:bidi="en_US"/>
+        </w:rPr>
+      </w:r>
+    </w:p>
+    <w:p>
+      <w:pPr>
+        <w:pStyle w:val="ListBullet"/>
+        <w:spacing w:line="240" w:lineRule="auto"/>
+        <w:ind w:left="720"/>
+      </w:pPr>
+      <w:r>
+        <w:rPr>
+          <w:lang w:val="en_US" w:bidi="en_US"/>
+        </w:rPr>
+      </w:r>
+      <w:hyperlink r:id="rId78">
+        <w:r>
+          <w:rPr>
+            <w:lang w:val="en_US" w:bidi="en_US"/>
+          </w:rPr>
+          <w:rPr>
+            <w:color w:val="0000EE"/>
+            <w:u w:val="single"/>
+          </w:rPr>
+          <w:t>Speaking the Word</w:t>
+        </w:r>
+      </w:hyperlink>
+      <w:r>
+        <w:rPr>
+          <w:lang w:val="en_US" w:bidi="en_US"/>
+        </w:rPr>
+        <w:t xml:space="preserve"> (1014 KB)</w:t>
+      </w:r>
+      <w:r>
+        <w:rPr>
+          <w:lang w:val="en_US" w:bidi="en_US"/>
+        </w:rPr>
+      </w:r>
+      <w:r>
+        <w:rPr>
+          <w:lang w:val="en_US" w:bidi="en_US"/>
+        </w:rPr>
+      </w:r>
+      <w:r>
+        <w:rPr>
+          <w:lang w:val="en_US" w:bidi="en_US"/>
+        </w:rPr>
+      </w:r>
+    </w:p>
+    <w:p>
+      <w:pPr/>
+      <w:r>
+        <w:rPr>
+          <w:lang w:val="en_US" w:bidi="en_US"/>
+        </w:rPr>
+      </w:r>
+    </w:p>
+    <w:p>
+      <w:pPr>
+        <w:pStyle w:val="Heading2"/>
+      </w:pPr>
+      <w:r>
+        <w:rPr>
+          <w:lang w:val="en_US" w:bidi="en_US"/>
+        </w:rPr>
         <w:t>1 John 5:1–5</w:t>
       </w:r>
       <w:r>
@@ -31757,6 +34672,271 @@
         <w:rPr>
           <w:lang w:val="en_US" w:bidi="en_US"/>
         </w:rPr>
+        <w:t>1 John 5:1–5</w:t>
+      </w:r>
+      <w:r>
+        <w:rPr>
+          <w:lang w:val="en_US" w:bidi="en_US"/>
+        </w:rPr>
+      </w:r>
+    </w:p>
+    <w:p>
+      <w:pPr>
+        <w:pStyle w:val="Heading4"/>
+      </w:pPr>
+      <w:r>
+        <w:rPr>
+          <w:lang w:val="en_US" w:bidi="en_US"/>
+        </w:rPr>
+        <w:t>Audio Content</w:t>
+      </w:r>
+      <w:r>
+        <w:rPr>
+          <w:lang w:val="en_US" w:bidi="en_US"/>
+        </w:rPr>
+      </w:r>
+      <w:r>
+        <w:rPr>
+          <w:lang w:val="en_US" w:bidi="en_US"/>
+        </w:rPr>
+      </w:r>
+    </w:p>
+    <w:p>
+      <w:pPr>
+        <w:pStyle w:val="ListBullet"/>
+        <w:spacing w:line="240" w:lineRule="auto"/>
+        <w:ind w:left="720"/>
+      </w:pPr>
+      <w:r>
+        <w:rPr>
+          <w:lang w:val="en_US" w:bidi="en_US"/>
+        </w:rPr>
+      </w:r>
+      <w:hyperlink r:id="rId79">
+        <w:r>
+          <w:rPr>
+            <w:lang w:val="en_US" w:bidi="en_US"/>
+          </w:rPr>
+          <w:rPr>
+            <w:color w:val="0000EE"/>
+            <w:u w:val="single"/>
+          </w:rPr>
+          <w:t>Hear and Heart</w:t>
+        </w:r>
+      </w:hyperlink>
+      <w:r>
+        <w:rPr>
+          <w:lang w:val="en_US" w:bidi="en_US"/>
+        </w:rPr>
+        <w:t xml:space="preserve"> (698 KB)</w:t>
+      </w:r>
+      <w:r>
+        <w:rPr>
+          <w:lang w:val="en_US" w:bidi="en_US"/>
+        </w:rPr>
+      </w:r>
+    </w:p>
+    <w:p>
+      <w:pPr>
+        <w:pStyle w:val="ListBullet"/>
+        <w:spacing w:line="240" w:lineRule="auto"/>
+        <w:ind w:left="720"/>
+      </w:pPr>
+      <w:r>
+        <w:rPr>
+          <w:lang w:val="en_US" w:bidi="en_US"/>
+        </w:rPr>
+      </w:r>
+      <w:hyperlink r:id="rId80">
+        <w:r>
+          <w:rPr>
+            <w:lang w:val="en_US" w:bidi="en_US"/>
+          </w:rPr>
+          <w:rPr>
+            <w:color w:val="0000EE"/>
+            <w:u w:val="single"/>
+          </w:rPr>
+          <w:t>Setting the Stage</w:t>
+        </w:r>
+      </w:hyperlink>
+      <w:r>
+        <w:rPr>
+          <w:lang w:val="en_US" w:bidi="en_US"/>
+        </w:rPr>
+        <w:t xml:space="preserve"> (2.5 MB)</w:t>
+      </w:r>
+      <w:r>
+        <w:rPr>
+          <w:lang w:val="en_US" w:bidi="en_US"/>
+        </w:rPr>
+      </w:r>
+    </w:p>
+    <w:p>
+      <w:pPr>
+        <w:pStyle w:val="ListBullet"/>
+        <w:spacing w:line="240" w:lineRule="auto"/>
+        <w:ind w:left="720"/>
+      </w:pPr>
+      <w:r>
+        <w:rPr>
+          <w:lang w:val="en_US" w:bidi="en_US"/>
+        </w:rPr>
+      </w:r>
+      <w:hyperlink r:id="rId81">
+        <w:r>
+          <w:rPr>
+            <w:lang w:val="en_US" w:bidi="en_US"/>
+          </w:rPr>
+          <w:rPr>
+            <w:color w:val="0000EE"/>
+            <w:u w:val="single"/>
+          </w:rPr>
+          <w:t>Defining the Scenes</w:t>
+        </w:r>
+      </w:hyperlink>
+      <w:r>
+        <w:rPr>
+          <w:lang w:val="en_US" w:bidi="en_US"/>
+        </w:rPr>
+        <w:t xml:space="preserve"> (2.9 MB)</w:t>
+      </w:r>
+      <w:r>
+        <w:rPr>
+          <w:lang w:val="en_US" w:bidi="en_US"/>
+        </w:rPr>
+      </w:r>
+    </w:p>
+    <w:p>
+      <w:pPr>
+        <w:pStyle w:val="ListBullet"/>
+        <w:spacing w:line="240" w:lineRule="auto"/>
+        <w:ind w:left="720"/>
+      </w:pPr>
+      <w:r>
+        <w:rPr>
+          <w:lang w:val="en_US" w:bidi="en_US"/>
+        </w:rPr>
+      </w:r>
+      <w:hyperlink r:id="rId82">
+        <w:r>
+          <w:rPr>
+            <w:lang w:val="en_US" w:bidi="en_US"/>
+          </w:rPr>
+          <w:rPr>
+            <w:color w:val="0000EE"/>
+            <w:u w:val="single"/>
+          </w:rPr>
+          <w:t>Embodying the Text</w:t>
+        </w:r>
+      </w:hyperlink>
+      <w:r>
+        <w:rPr>
+          <w:lang w:val="en_US" w:bidi="en_US"/>
+        </w:rPr>
+        <w:t xml:space="preserve"> (2.1 MB)</w:t>
+      </w:r>
+      <w:r>
+        <w:rPr>
+          <w:lang w:val="en_US" w:bidi="en_US"/>
+        </w:rPr>
+      </w:r>
+    </w:p>
+    <w:p>
+      <w:pPr>
+        <w:pStyle w:val="ListBullet"/>
+        <w:spacing w:line="240" w:lineRule="auto"/>
+        <w:ind w:left="720"/>
+      </w:pPr>
+      <w:r>
+        <w:rPr>
+          <w:lang w:val="en_US" w:bidi="en_US"/>
+        </w:rPr>
+      </w:r>
+      <w:hyperlink r:id="rId83">
+        <w:r>
+          <w:rPr>
+            <w:lang w:val="en_US" w:bidi="en_US"/>
+          </w:rPr>
+          <w:rPr>
+            <w:color w:val="0000EE"/>
+            <w:u w:val="single"/>
+          </w:rPr>
+          <w:t>Filling the Gaps</w:t>
+        </w:r>
+      </w:hyperlink>
+      <w:r>
+        <w:rPr>
+          <w:lang w:val="en_US" w:bidi="en_US"/>
+        </w:rPr>
+        <w:t xml:space="preserve"> (1.1 MB)</w:t>
+      </w:r>
+      <w:r>
+        <w:rPr>
+          <w:lang w:val="en_US" w:bidi="en_US"/>
+        </w:rPr>
+      </w:r>
+    </w:p>
+    <w:p>
+      <w:pPr>
+        <w:pStyle w:val="ListBullet"/>
+        <w:spacing w:line="240" w:lineRule="auto"/>
+        <w:ind w:left="720"/>
+      </w:pPr>
+      <w:r>
+        <w:rPr>
+          <w:lang w:val="en_US" w:bidi="en_US"/>
+        </w:rPr>
+      </w:r>
+      <w:hyperlink r:id="rId84">
+        <w:r>
+          <w:rPr>
+            <w:lang w:val="en_US" w:bidi="en_US"/>
+          </w:rPr>
+          <w:rPr>
+            <w:color w:val="0000EE"/>
+            <w:u w:val="single"/>
+          </w:rPr>
+          <w:t>Speaking the Word</w:t>
+        </w:r>
+      </w:hyperlink>
+      <w:r>
+        <w:rPr>
+          <w:lang w:val="en_US" w:bidi="en_US"/>
+        </w:rPr>
+        <w:t xml:space="preserve"> (1009 KB)</w:t>
+      </w:r>
+      <w:r>
+        <w:rPr>
+          <w:lang w:val="en_US" w:bidi="en_US"/>
+        </w:rPr>
+      </w:r>
+      <w:r>
+        <w:rPr>
+          <w:lang w:val="en_US" w:bidi="en_US"/>
+        </w:rPr>
+      </w:r>
+      <w:r>
+        <w:rPr>
+          <w:lang w:val="en_US" w:bidi="en_US"/>
+        </w:rPr>
+      </w:r>
+    </w:p>
+    <w:p>
+      <w:pPr/>
+      <w:r>
+        <w:rPr>
+          <w:lang w:val="en_US" w:bidi="en_US"/>
+        </w:rPr>
+      </w:r>
+    </w:p>
+    <w:p>
+      <w:pPr>
+        <w:pStyle w:val="Heading2"/>
+      </w:pPr>
+      <w:r>
+        <w:rPr>
+          <w:lang w:val="en_US" w:bidi="en_US"/>
+        </w:rPr>
         <w:t>1 John 5:6–12</w:t>
       </w:r>
       <w:r>
@@ -33901,6 +37081,271 @@
         <w:rPr>
           <w:lang w:val="en_US" w:bidi="en_US"/>
         </w:rPr>
+        <w:t>1 John 5:6–12</w:t>
+      </w:r>
+      <w:r>
+        <w:rPr>
+          <w:lang w:val="en_US" w:bidi="en_US"/>
+        </w:rPr>
+      </w:r>
+    </w:p>
+    <w:p>
+      <w:pPr>
+        <w:pStyle w:val="Heading4"/>
+      </w:pPr>
+      <w:r>
+        <w:rPr>
+          <w:lang w:val="en_US" w:bidi="en_US"/>
+        </w:rPr>
+        <w:t>Audio Content</w:t>
+      </w:r>
+      <w:r>
+        <w:rPr>
+          <w:lang w:val="en_US" w:bidi="en_US"/>
+        </w:rPr>
+      </w:r>
+      <w:r>
+        <w:rPr>
+          <w:lang w:val="en_US" w:bidi="en_US"/>
+        </w:rPr>
+      </w:r>
+    </w:p>
+    <w:p>
+      <w:pPr>
+        <w:pStyle w:val="ListBullet"/>
+        <w:spacing w:line="240" w:lineRule="auto"/>
+        <w:ind w:left="720"/>
+      </w:pPr>
+      <w:r>
+        <w:rPr>
+          <w:lang w:val="en_US" w:bidi="en_US"/>
+        </w:rPr>
+      </w:r>
+      <w:hyperlink r:id="rId85">
+        <w:r>
+          <w:rPr>
+            <w:lang w:val="en_US" w:bidi="en_US"/>
+          </w:rPr>
+          <w:rPr>
+            <w:color w:val="0000EE"/>
+            <w:u w:val="single"/>
+          </w:rPr>
+          <w:t>Hear and Heart</w:t>
+        </w:r>
+      </w:hyperlink>
+      <w:r>
+        <w:rPr>
+          <w:lang w:val="en_US" w:bidi="en_US"/>
+        </w:rPr>
+        <w:t xml:space="preserve"> (689 KB)</w:t>
+      </w:r>
+      <w:r>
+        <w:rPr>
+          <w:lang w:val="en_US" w:bidi="en_US"/>
+        </w:rPr>
+      </w:r>
+    </w:p>
+    <w:p>
+      <w:pPr>
+        <w:pStyle w:val="ListBullet"/>
+        <w:spacing w:line="240" w:lineRule="auto"/>
+        <w:ind w:left="720"/>
+      </w:pPr>
+      <w:r>
+        <w:rPr>
+          <w:lang w:val="en_US" w:bidi="en_US"/>
+        </w:rPr>
+      </w:r>
+      <w:hyperlink r:id="rId86">
+        <w:r>
+          <w:rPr>
+            <w:lang w:val="en_US" w:bidi="en_US"/>
+          </w:rPr>
+          <w:rPr>
+            <w:color w:val="0000EE"/>
+            <w:u w:val="single"/>
+          </w:rPr>
+          <w:t>Setting the Stage</w:t>
+        </w:r>
+      </w:hyperlink>
+      <w:r>
+        <w:rPr>
+          <w:lang w:val="en_US" w:bidi="en_US"/>
+        </w:rPr>
+        <w:t xml:space="preserve"> (4.7 MB)</w:t>
+      </w:r>
+      <w:r>
+        <w:rPr>
+          <w:lang w:val="en_US" w:bidi="en_US"/>
+        </w:rPr>
+      </w:r>
+    </w:p>
+    <w:p>
+      <w:pPr>
+        <w:pStyle w:val="ListBullet"/>
+        <w:spacing w:line="240" w:lineRule="auto"/>
+        <w:ind w:left="720"/>
+      </w:pPr>
+      <w:r>
+        <w:rPr>
+          <w:lang w:val="en_US" w:bidi="en_US"/>
+        </w:rPr>
+      </w:r>
+      <w:hyperlink r:id="rId87">
+        <w:r>
+          <w:rPr>
+            <w:lang w:val="en_US" w:bidi="en_US"/>
+          </w:rPr>
+          <w:rPr>
+            <w:color w:val="0000EE"/>
+            <w:u w:val="single"/>
+          </w:rPr>
+          <w:t>Defining the Scenes</w:t>
+        </w:r>
+      </w:hyperlink>
+      <w:r>
+        <w:rPr>
+          <w:lang w:val="en_US" w:bidi="en_US"/>
+        </w:rPr>
+        <w:t xml:space="preserve"> (4.8 MB)</w:t>
+      </w:r>
+      <w:r>
+        <w:rPr>
+          <w:lang w:val="en_US" w:bidi="en_US"/>
+        </w:rPr>
+      </w:r>
+    </w:p>
+    <w:p>
+      <w:pPr>
+        <w:pStyle w:val="ListBullet"/>
+        <w:spacing w:line="240" w:lineRule="auto"/>
+        <w:ind w:left="720"/>
+      </w:pPr>
+      <w:r>
+        <w:rPr>
+          <w:lang w:val="en_US" w:bidi="en_US"/>
+        </w:rPr>
+      </w:r>
+      <w:hyperlink r:id="rId88">
+        <w:r>
+          <w:rPr>
+            <w:lang w:val="en_US" w:bidi="en_US"/>
+          </w:rPr>
+          <w:rPr>
+            <w:color w:val="0000EE"/>
+            <w:u w:val="single"/>
+          </w:rPr>
+          <w:t>Embodying the Text</w:t>
+        </w:r>
+      </w:hyperlink>
+      <w:r>
+        <w:rPr>
+          <w:lang w:val="en_US" w:bidi="en_US"/>
+        </w:rPr>
+        <w:t xml:space="preserve"> (3.1 MB)</w:t>
+      </w:r>
+      <w:r>
+        <w:rPr>
+          <w:lang w:val="en_US" w:bidi="en_US"/>
+        </w:rPr>
+      </w:r>
+    </w:p>
+    <w:p>
+      <w:pPr>
+        <w:pStyle w:val="ListBullet"/>
+        <w:spacing w:line="240" w:lineRule="auto"/>
+        <w:ind w:left="720"/>
+      </w:pPr>
+      <w:r>
+        <w:rPr>
+          <w:lang w:val="en_US" w:bidi="en_US"/>
+        </w:rPr>
+      </w:r>
+      <w:hyperlink r:id="rId89">
+        <w:r>
+          <w:rPr>
+            <w:lang w:val="en_US" w:bidi="en_US"/>
+          </w:rPr>
+          <w:rPr>
+            <w:color w:val="0000EE"/>
+            <w:u w:val="single"/>
+          </w:rPr>
+          <w:t>Filling the Gaps</w:t>
+        </w:r>
+      </w:hyperlink>
+      <w:r>
+        <w:rPr>
+          <w:lang w:val="en_US" w:bidi="en_US"/>
+        </w:rPr>
+        <w:t xml:space="preserve"> (1.2 MB)</w:t>
+      </w:r>
+      <w:r>
+        <w:rPr>
+          <w:lang w:val="en_US" w:bidi="en_US"/>
+        </w:rPr>
+      </w:r>
+    </w:p>
+    <w:p>
+      <w:pPr>
+        <w:pStyle w:val="ListBullet"/>
+        <w:spacing w:line="240" w:lineRule="auto"/>
+        <w:ind w:left="720"/>
+      </w:pPr>
+      <w:r>
+        <w:rPr>
+          <w:lang w:val="en_US" w:bidi="en_US"/>
+        </w:rPr>
+      </w:r>
+      <w:hyperlink r:id="rId90">
+        <w:r>
+          <w:rPr>
+            <w:lang w:val="en_US" w:bidi="en_US"/>
+          </w:rPr>
+          <w:rPr>
+            <w:color w:val="0000EE"/>
+            <w:u w:val="single"/>
+          </w:rPr>
+          <w:t>Speaking the Word</w:t>
+        </w:r>
+      </w:hyperlink>
+      <w:r>
+        <w:rPr>
+          <w:lang w:val="en_US" w:bidi="en_US"/>
+        </w:rPr>
+        <w:t xml:space="preserve"> (1020 KB)</w:t>
+      </w:r>
+      <w:r>
+        <w:rPr>
+          <w:lang w:val="en_US" w:bidi="en_US"/>
+        </w:rPr>
+      </w:r>
+      <w:r>
+        <w:rPr>
+          <w:lang w:val="en_US" w:bidi="en_US"/>
+        </w:rPr>
+      </w:r>
+      <w:r>
+        <w:rPr>
+          <w:lang w:val="en_US" w:bidi="en_US"/>
+        </w:rPr>
+      </w:r>
+    </w:p>
+    <w:p>
+      <w:pPr/>
+      <w:r>
+        <w:rPr>
+          <w:lang w:val="en_US" w:bidi="en_US"/>
+        </w:rPr>
+      </w:r>
+    </w:p>
+    <w:p>
+      <w:pPr>
+        <w:pStyle w:val="Heading2"/>
+      </w:pPr>
+      <w:r>
+        <w:rPr>
+          <w:lang w:val="en_US" w:bidi="en_US"/>
+        </w:rPr>
         <w:t>1 John 5:13–21</w:t>
       </w:r>
       <w:r>
@@ -36566,6 +40011,271 @@
           <w:lang w:val="en_US" w:bidi="en_US"/>
         </w:rPr>
         <w:t>Finally, the group can put together a final version of the passage that everyone agrees on. Each group member should practice telling this final version of the passage.</w:t>
+      </w:r>
+      <w:r>
+        <w:rPr>
+          <w:lang w:val="en_US" w:bidi="en_US"/>
+        </w:rPr>
+      </w:r>
+      <w:r>
+        <w:rPr>
+          <w:lang w:val="en_US" w:bidi="en_US"/>
+        </w:rPr>
+      </w:r>
+    </w:p>
+    <w:p>
+      <w:pPr/>
+      <w:r>
+        <w:rPr>
+          <w:lang w:val="en_US" w:bidi="en_US"/>
+        </w:rPr>
+      </w:r>
+    </w:p>
+    <w:p>
+      <w:pPr>
+        <w:pStyle w:val="Heading2"/>
+      </w:pPr>
+      <w:r>
+        <w:rPr>
+          <w:lang w:val="en_US" w:bidi="en_US"/>
+        </w:rPr>
+        <w:t>1 John 5:13–21</w:t>
+      </w:r>
+      <w:r>
+        <w:rPr>
+          <w:lang w:val="en_US" w:bidi="en_US"/>
+        </w:rPr>
+      </w:r>
+    </w:p>
+    <w:p>
+      <w:pPr>
+        <w:pStyle w:val="Heading4"/>
+      </w:pPr>
+      <w:r>
+        <w:rPr>
+          <w:lang w:val="en_US" w:bidi="en_US"/>
+        </w:rPr>
+        <w:t>Audio Content</w:t>
+      </w:r>
+      <w:r>
+        <w:rPr>
+          <w:lang w:val="en_US" w:bidi="en_US"/>
+        </w:rPr>
+      </w:r>
+      <w:r>
+        <w:rPr>
+          <w:lang w:val="en_US" w:bidi="en_US"/>
+        </w:rPr>
+      </w:r>
+    </w:p>
+    <w:p>
+      <w:pPr>
+        <w:pStyle w:val="ListBullet"/>
+        <w:spacing w:line="240" w:lineRule="auto"/>
+        <w:ind w:left="720"/>
+      </w:pPr>
+      <w:r>
+        <w:rPr>
+          <w:lang w:val="en_US" w:bidi="en_US"/>
+        </w:rPr>
+      </w:r>
+      <w:hyperlink r:id="rId91">
+        <w:r>
+          <w:rPr>
+            <w:lang w:val="en_US" w:bidi="en_US"/>
+          </w:rPr>
+          <w:rPr>
+            <w:color w:val="0000EE"/>
+            <w:u w:val="single"/>
+          </w:rPr>
+          <w:t>Hear and Heart</w:t>
+        </w:r>
+      </w:hyperlink>
+      <w:r>
+        <w:rPr>
+          <w:lang w:val="en_US" w:bidi="en_US"/>
+        </w:rPr>
+        <w:t xml:space="preserve"> (722 KB)</w:t>
+      </w:r>
+      <w:r>
+        <w:rPr>
+          <w:lang w:val="en_US" w:bidi="en_US"/>
+        </w:rPr>
+      </w:r>
+    </w:p>
+    <w:p>
+      <w:pPr>
+        <w:pStyle w:val="ListBullet"/>
+        <w:spacing w:line="240" w:lineRule="auto"/>
+        <w:ind w:left="720"/>
+      </w:pPr>
+      <w:r>
+        <w:rPr>
+          <w:lang w:val="en_US" w:bidi="en_US"/>
+        </w:rPr>
+      </w:r>
+      <w:hyperlink r:id="rId92">
+        <w:r>
+          <w:rPr>
+            <w:lang w:val="en_US" w:bidi="en_US"/>
+          </w:rPr>
+          <w:rPr>
+            <w:color w:val="0000EE"/>
+            <w:u w:val="single"/>
+          </w:rPr>
+          <w:t>Setting the Stage</w:t>
+        </w:r>
+      </w:hyperlink>
+      <w:r>
+        <w:rPr>
+          <w:lang w:val="en_US" w:bidi="en_US"/>
+        </w:rPr>
+        <w:t xml:space="preserve"> (4.6 MB)</w:t>
+      </w:r>
+      <w:r>
+        <w:rPr>
+          <w:lang w:val="en_US" w:bidi="en_US"/>
+        </w:rPr>
+      </w:r>
+    </w:p>
+    <w:p>
+      <w:pPr>
+        <w:pStyle w:val="ListBullet"/>
+        <w:spacing w:line="240" w:lineRule="auto"/>
+        <w:ind w:left="720"/>
+      </w:pPr>
+      <w:r>
+        <w:rPr>
+          <w:lang w:val="en_US" w:bidi="en_US"/>
+        </w:rPr>
+      </w:r>
+      <w:hyperlink r:id="rId93">
+        <w:r>
+          <w:rPr>
+            <w:lang w:val="en_US" w:bidi="en_US"/>
+          </w:rPr>
+          <w:rPr>
+            <w:color w:val="0000EE"/>
+            <w:u w:val="single"/>
+          </w:rPr>
+          <w:t>Defining the Scenes</w:t>
+        </w:r>
+      </w:hyperlink>
+      <w:r>
+        <w:rPr>
+          <w:lang w:val="en_US" w:bidi="en_US"/>
+        </w:rPr>
+        <w:t xml:space="preserve"> (7.5 MB)</w:t>
+      </w:r>
+      <w:r>
+        <w:rPr>
+          <w:lang w:val="en_US" w:bidi="en_US"/>
+        </w:rPr>
+      </w:r>
+    </w:p>
+    <w:p>
+      <w:pPr>
+        <w:pStyle w:val="ListBullet"/>
+        <w:spacing w:line="240" w:lineRule="auto"/>
+        <w:ind w:left="720"/>
+      </w:pPr>
+      <w:r>
+        <w:rPr>
+          <w:lang w:val="en_US" w:bidi="en_US"/>
+        </w:rPr>
+      </w:r>
+      <w:hyperlink r:id="rId94">
+        <w:r>
+          <w:rPr>
+            <w:lang w:val="en_US" w:bidi="en_US"/>
+          </w:rPr>
+          <w:rPr>
+            <w:color w:val="0000EE"/>
+            <w:u w:val="single"/>
+          </w:rPr>
+          <w:t>Embodying the Text</w:t>
+        </w:r>
+      </w:hyperlink>
+      <w:r>
+        <w:rPr>
+          <w:lang w:val="en_US" w:bidi="en_US"/>
+        </w:rPr>
+        <w:t xml:space="preserve"> (3.7 MB)</w:t>
+      </w:r>
+      <w:r>
+        <w:rPr>
+          <w:lang w:val="en_US" w:bidi="en_US"/>
+        </w:rPr>
+      </w:r>
+    </w:p>
+    <w:p>
+      <w:pPr>
+        <w:pStyle w:val="ListBullet"/>
+        <w:spacing w:line="240" w:lineRule="auto"/>
+        <w:ind w:left="720"/>
+      </w:pPr>
+      <w:r>
+        <w:rPr>
+          <w:lang w:val="en_US" w:bidi="en_US"/>
+        </w:rPr>
+      </w:r>
+      <w:hyperlink r:id="rId95">
+        <w:r>
+          <w:rPr>
+            <w:lang w:val="en_US" w:bidi="en_US"/>
+          </w:rPr>
+          <w:rPr>
+            <w:color w:val="0000EE"/>
+            <w:u w:val="single"/>
+          </w:rPr>
+          <w:t>Filling the Gaps</w:t>
+        </w:r>
+      </w:hyperlink>
+      <w:r>
+        <w:rPr>
+          <w:lang w:val="en_US" w:bidi="en_US"/>
+        </w:rPr>
+        <w:t xml:space="preserve"> (3.3 MB)</w:t>
+      </w:r>
+      <w:r>
+        <w:rPr>
+          <w:lang w:val="en_US" w:bidi="en_US"/>
+        </w:rPr>
+      </w:r>
+    </w:p>
+    <w:p>
+      <w:pPr>
+        <w:pStyle w:val="ListBullet"/>
+        <w:spacing w:line="240" w:lineRule="auto"/>
+        <w:ind w:left="720"/>
+      </w:pPr>
+      <w:r>
+        <w:rPr>
+          <w:lang w:val="en_US" w:bidi="en_US"/>
+        </w:rPr>
+      </w:r>
+      <w:hyperlink r:id="rId96">
+        <w:r>
+          <w:rPr>
+            <w:lang w:val="en_US" w:bidi="en_US"/>
+          </w:rPr>
+          <w:rPr>
+            <w:color w:val="0000EE"/>
+            <w:u w:val="single"/>
+          </w:rPr>
+          <w:t>Speaking the Word</w:t>
+        </w:r>
+      </w:hyperlink>
+      <w:r>
+        <w:rPr>
+          <w:lang w:val="en_US" w:bidi="en_US"/>
+        </w:rPr>
+        <w:t xml:space="preserve"> (1010 KB)</w:t>
+      </w:r>
+      <w:r>
+        <w:rPr>
+          <w:lang w:val="en_US" w:bidi="en_US"/>
+        </w:rPr>
       </w:r>
       <w:r>
         <w:rPr>

--- a/eng/docx/62.content.docx
+++ b/eng/docx/62.content.docx
@@ -1481,6 +1481,12 @@
         </w:rPr>
         <w:t>I want the people to know that Jesus is the one who gives us life.</w:t>
       </w:r>
+      <w:r>
+        <w:rPr>
+          <w:lang w:val="en_US" w:bidi="en_US"/>
+        </w:rPr>
+        <w:t>Resume the drama.</w:t>
+      </w:r>
     </w:p>
     <w:p>
       <w:pPr/>
@@ -4300,6 +4306,12 @@
         </w:rPr>
         <w:t>It is so important that people do not keep sinning! God is so good. I want these dear believers to do the things that God wants. Then the believers will be walking in the light of God.</w:t>
       </w:r>
+      <w:r>
+        <w:rPr>
+          <w:lang w:val="en_US" w:bidi="en_US"/>
+        </w:rPr>
+        <w:t>Continue the drama.</w:t>
+      </w:r>
     </w:p>
     <w:p>
       <w:pPr/>
@@ -4398,6 +4410,12 @@
         </w:rPr>
         <w:t>There are some people who say that they have fellowship with God, but it is not true. These people still keep sinning. You cannot have fellowship with God if you still keep sinning!</w:t>
       </w:r>
+      <w:r>
+        <w:rPr>
+          <w:lang w:val="en_US" w:bidi="en_US"/>
+        </w:rPr>
+        <w:t>Continue the drama.</w:t>
+      </w:r>
     </w:p>
     <w:p>
       <w:pPr/>
@@ -4495,6 +4513,12 @@
           <w:lang w:val="en_US" w:bidi="en_US"/>
         </w:rPr>
         <w:t>God speaks the truth always. I would be very foolish to think that I know better than God, and to think that I never sin!</w:t>
+      </w:r>
+      <w:r>
+        <w:rPr>
+          <w:lang w:val="en_US" w:bidi="en_US"/>
+        </w:rPr>
+        <w:t>Continue the drama.</w:t>
       </w:r>
     </w:p>
     <w:p>
@@ -8261,6 +8285,12 @@
         </w:rPr>
         <w:t>Ask the person acting out John, "What are you thinking?" The person may answer things like:**</w:t>
       </w:r>
+      <w:r>
+        <w:rPr>
+          <w:lang w:val="en_US" w:bidi="en_US"/>
+        </w:rPr>
+        <w:t>Continue the drama.</w:t>
+      </w:r>
     </w:p>
     <w:p>
       <w:pPr>
@@ -8467,6 +8497,12 @@
         </w:rPr>
         <w:t>Jesus loved us so much, and now I know that I really should love my brothers and sisters in the church as well.</w:t>
       </w:r>
+      <w:r>
+        <w:rPr>
+          <w:lang w:val="en_US" w:bidi="en_US"/>
+        </w:rPr>
+        <w:t>Continue the drama.</w:t>
+      </w:r>
     </w:p>
     <w:p>
       <w:pPr/>
@@ -8572,7 +8608,7 @@
     </w:p>
     <w:p>
       <w:pPr>
-        <w:pStyle w:val="Heading3"/>
+        <w:pStyle w:val="Heading2"/>
       </w:pPr>
       <w:r>
         <w:rPr>
@@ -11599,6 +11635,12 @@
         </w:rPr>
         <w:t>I am so surprised that John calls us strong! It makes me want even more not to do or say or think anything that God does not like.</w:t>
       </w:r>
+      <w:r>
+        <w:rPr>
+          <w:lang w:val="en_US" w:bidi="en_US"/>
+        </w:rPr>
+        <w:t>Continue the drama.</w:t>
+      </w:r>
     </w:p>
     <w:p>
       <w:pPr/>
@@ -11664,6 +11706,12 @@
           <w:lang w:val="en_US" w:bidi="en_US"/>
         </w:rPr>
         <w:t>I do not want the believers to be selfish and greedy, and to only think about things that are not important at all. If we love God, we should not love these wrong things.</w:t>
+      </w:r>
+      <w:r>
+        <w:rPr>
+          <w:lang w:val="en_US" w:bidi="en_US"/>
+        </w:rPr>
+        <w:t>Continue the drama.</w:t>
       </w:r>
     </w:p>
     <w:p>
@@ -14503,6 +14551,12 @@
         </w:rPr>
         <w:t>We understand now that the people who said they had so much knowledge were lying. These people never were true believers!</w:t>
       </w:r>
+      <w:r>
+        <w:rPr>
+          <w:lang w:val="en_US" w:bidi="en_US"/>
+        </w:rPr>
+        <w:t>Continue the drama.</w:t>
+      </w:r>
     </w:p>
     <w:p>
       <w:pPr/>
@@ -14569,6 +14623,12 @@
         </w:rPr>
         <w:t>I am so encouraged! I do not have to think that those fake believers know more than I do. I should listen to the Holy Spirit, and not to these people.</w:t>
       </w:r>
+      <w:r>
+        <w:rPr>
+          <w:lang w:val="en_US" w:bidi="en_US"/>
+        </w:rPr>
+        <w:t>Continue the drama.</w:t>
+      </w:r>
     </w:p>
     <w:p>
       <w:pPr/>
@@ -14635,6 +14695,12 @@
         </w:rPr>
         <w:t>I want the believers to stay away from people who say such things! The human Jesus really is the Son of God. Jesus himself is God. Only people who believe this can be saved.</w:t>
       </w:r>
+      <w:r>
+        <w:rPr>
+          <w:lang w:val="en_US" w:bidi="en_US"/>
+        </w:rPr>
+        <w:t>Continue the drama.</w:t>
+      </w:r>
     </w:p>
     <w:p>
       <w:pPr/>
@@ -14732,6 +14798,12 @@
           <w:lang w:val="en_US" w:bidi="en_US"/>
         </w:rPr>
         <w:t>I want to keep having a good relationship with Jesus and with God the Father! I do not want God to reject me!</w:t>
+      </w:r>
+      <w:r>
+        <w:rPr>
+          <w:lang w:val="en_US" w:bidi="en_US"/>
+        </w:rPr>
+        <w:t>Continue the drama.</w:t>
       </w:r>
     </w:p>
     <w:p>
@@ -17772,6 +17844,12 @@
         </w:rPr>
         <w:t>I feel so overwhelmed! I do not understand how God can love us so much. It is amazing! I hope my listeners really understand how special this is!</w:t>
       </w:r>
+      <w:r>
+        <w:rPr>
+          <w:lang w:val="en_US" w:bidi="en_US"/>
+        </w:rPr>
+        <w:t>Continue the drama.</w:t>
+      </w:r>
     </w:p>
     <w:p>
       <w:pPr/>
@@ -17900,6 +17978,12 @@
         </w:rPr>
         <w:t>I feel a little worried. It is impossible not to do any sin. I am not sure if Jesus will accept me.</w:t>
       </w:r>
+      <w:r>
+        <w:rPr>
+          <w:lang w:val="en_US" w:bidi="en_US"/>
+        </w:rPr>
+        <w:t>Continue the drama.</w:t>
+      </w:r>
     </w:p>
     <w:p>
       <w:pPr/>
@@ -18002,6 +18086,12 @@
         </w:rPr>
         <w:t>I am still worried. I do not want to do sin, but I do it all the time. I need to remember that John had said earlier that we do not have to be afraid, because God forgives our sins.</w:t>
       </w:r>
+      <w:r>
+        <w:rPr>
+          <w:lang w:val="en_US" w:bidi="en_US"/>
+        </w:rPr>
+        <w:t>Continue the drama.</w:t>
+      </w:r>
     </w:p>
     <w:p>
       <w:pPr/>
@@ -18116,6 +18206,12 @@
           <w:lang w:val="en_US" w:bidi="en_US"/>
         </w:rPr>
         <w:t>I am not quite sure that I really cannot keep sinning. But it is true that I do not like it when I sin! Maybe that is what John means?</w:t>
+      </w:r>
+      <w:r>
+        <w:rPr>
+          <w:lang w:val="en_US" w:bidi="en_US"/>
+        </w:rPr>
+        <w:t>Continue the drama.</w:t>
       </w:r>
     </w:p>
     <w:p>
@@ -20963,6 +21059,12 @@
         </w:rPr>
         <w:t>Yes, it is true. John and the other apostles always told us that we should love each other. This is the commandment that Jesus gave us.</w:t>
       </w:r>
+      <w:r>
+        <w:rPr>
+          <w:lang w:val="en_US" w:bidi="en_US"/>
+        </w:rPr>
+        <w:t>Continue the drama.</w:t>
+      </w:r>
     </w:p>
     <w:p>
       <w:pPr/>
@@ -21047,6 +21149,12 @@
         </w:rPr>
         <w:t>I want to continue to do the things that God wants, and not be discouraged because other people hate us.</w:t>
       </w:r>
+      <w:r>
+        <w:rPr>
+          <w:lang w:val="en_US" w:bidi="en_US"/>
+        </w:rPr>
+        <w:t>Continue the drama.</w:t>
+      </w:r>
     </w:p>
     <w:p>
       <w:pPr/>
@@ -21113,6 +21221,12 @@
         </w:rPr>
         <w:t>I am so glad that the believers are different from these fake believers who have left the church! The believers love each other!</w:t>
       </w:r>
+      <w:r>
+        <w:rPr>
+          <w:lang w:val="en_US" w:bidi="en_US"/>
+        </w:rPr>
+        <w:t>Continue the drama.</w:t>
+      </w:r>
     </w:p>
     <w:p>
       <w:pPr/>
@@ -21196,6 +21310,12 @@
           <w:lang w:val="en_US" w:bidi="en_US"/>
         </w:rPr>
         <w:t>I should love my fellow believers. There are some people in our church whom I do not like very much. But I should still love them, because they are my brothers and sisters.</w:t>
+      </w:r>
+      <w:r>
+        <w:rPr>
+          <w:lang w:val="en_US" w:bidi="en_US"/>
+        </w:rPr>
+        <w:t>Continue the drama.</w:t>
       </w:r>
     </w:p>
     <w:p>
@@ -23676,6 +23796,12 @@
         </w:rPr>
         <w:t>The people who left the church and who told lies about Jesus did not belong to God. I should not listen to those people.</w:t>
       </w:r>
+      <w:r>
+        <w:rPr>
+          <w:lang w:val="en_US" w:bidi="en_US"/>
+        </w:rPr>
+        <w:t>Continue the drama.</w:t>
+      </w:r>
     </w:p>
     <w:p>
       <w:pPr/>
@@ -23809,6 +23935,12 @@
           <w:lang w:val="en_US" w:bidi="en_US"/>
         </w:rPr>
         <w:t>I am glad that God will answer our prayers if we obey God.</w:t>
+      </w:r>
+      <w:r>
+        <w:rPr>
+          <w:lang w:val="en_US" w:bidi="en_US"/>
+        </w:rPr>
+        <w:t>Continue the drama.</w:t>
       </w:r>
     </w:p>
     <w:p>
@@ -26460,6 +26592,12 @@
         </w:rPr>
         <w:t>Yes, so many people say that they have special messages from God. It is difficult to know who speaks the truth. I am glad that John is helping us.</w:t>
       </w:r>
+      <w:r>
+        <w:rPr>
+          <w:lang w:val="en_US" w:bidi="en_US"/>
+        </w:rPr>
+        <w:t>Continue the drama.</w:t>
+      </w:r>
     </w:p>
     <w:p>
       <w:pPr/>
@@ -26544,6 +26682,12 @@
         </w:rPr>
         <w:t>I know now that it is really important to believe that Jesus really is both God and human!</w:t>
       </w:r>
+      <w:r>
+        <w:rPr>
+          <w:lang w:val="en_US" w:bidi="en_US"/>
+        </w:rPr>
+        <w:t>Continue the drama.</w:t>
+      </w:r>
     </w:p>
     <w:p>
       <w:pPr/>
@@ -26641,6 +26785,12 @@
           <w:lang w:val="en_US" w:bidi="en_US"/>
         </w:rPr>
         <w:t>The people who give these false messages seem so powerful! I used to be so impressed by them because of all the spiritual experiences they said they had. But now I believe that they were lying. I am glad that God is helping us! God is much stronger than they are!</w:t>
+      </w:r>
+      <w:r>
+        <w:rPr>
+          <w:lang w:val="en_US" w:bidi="en_US"/>
+        </w:rPr>
+        <w:t>Continue the drama.</w:t>
       </w:r>
     </w:p>
     <w:p>
@@ -29468,6 +29618,12 @@
         </w:rPr>
         <w:t>I know that I keep saying this over and over again, but it really is the most important thing for believers to do, to love each other!</w:t>
       </w:r>
+      <w:r>
+        <w:rPr>
+          <w:lang w:val="en_US" w:bidi="en_US"/>
+        </w:rPr>
+        <w:t>Continue the drama.</w:t>
+      </w:r>
     </w:p>
     <w:p>
       <w:pPr/>
@@ -29551,6 +29707,12 @@
           <w:lang w:val="en_US" w:bidi="en_US"/>
         </w:rPr>
         <w:t>I am so glad that God has sent Jesus to save us! The Son of God really became a human being. It is amazing that God loves us so much that he sent his Son to us!</w:t>
+      </w:r>
+      <w:r>
+        <w:rPr>
+          <w:lang w:val="en_US" w:bidi="en_US"/>
+        </w:rPr>
+        <w:t>Continue the drama.</w:t>
       </w:r>
     </w:p>
     <w:p>
@@ -31965,6 +32127,12 @@
         </w:rPr>
         <w:t>I absolutely believe that Jesus is the Son of God! I am so glad that God remains in us.</w:t>
       </w:r>
+      <w:r>
+        <w:rPr>
+          <w:lang w:val="en_US" w:bidi="en_US"/>
+        </w:rPr>
+        <w:t>Continue the drama.</w:t>
+      </w:r>
     </w:p>
     <w:p>
       <w:pPr/>
@@ -32049,6 +32217,12 @@
         </w:rPr>
         <w:t>I am so glad that God loves us so much that he gave us his Son!</w:t>
       </w:r>
+      <w:r>
+        <w:rPr>
+          <w:lang w:val="en_US" w:bidi="en_US"/>
+        </w:rPr>
+        <w:t>Continue the drama.</w:t>
+      </w:r>
     </w:p>
     <w:p>
       <w:pPr/>
@@ -32114,6 +32288,12 @@
           <w:lang w:val="en_US" w:bidi="en_US"/>
         </w:rPr>
         <w:t>I am so encouraged. I have always been afraid that God will punish me, because I know I have done many wrong things. It is incredible that God will treat me the same way as he treats Jesus, who has not done anything wrong! God will not punish me because God loves me so much!</w:t>
+      </w:r>
+      <w:r>
+        <w:rPr>
+          <w:lang w:val="en_US" w:bidi="en_US"/>
+        </w:rPr>
+        <w:t>Continue the drama.</w:t>
       </w:r>
     </w:p>
     <w:p>
@@ -34161,6 +34341,12 @@
         </w:rPr>
         <w:t>I want people to know that loving God and loving our fellow believers always come together. If we truly love God, then we will obey God's commandment to love one another!</w:t>
       </w:r>
+      <w:r>
+        <w:rPr>
+          <w:lang w:val="en_US" w:bidi="en_US"/>
+        </w:rPr>
+        <w:t>Continue the drama.</w:t>
+      </w:r>
     </w:p>
     <w:p>
       <w:pPr/>
@@ -36462,6 +36648,12 @@
         </w:rPr>
         <w:t>The Holy Spirit always speaks the truth, so I know that Jesus was really God!</w:t>
       </w:r>
+      <w:r>
+        <w:rPr>
+          <w:lang w:val="en_US" w:bidi="en_US"/>
+        </w:rPr>
+        <w:t>Continue the drama.</w:t>
+      </w:r>
     </w:p>
     <w:p>
       <w:pPr/>
@@ -36569,6 +36761,12 @@
           <w:lang w:val="en_US" w:bidi="en_US"/>
         </w:rPr>
         <w:t>It is true that we should believe what God says. Because God says that Jesus is his Son, I can be absolutely sure that this is true!</w:t>
+      </w:r>
+      <w:r>
+        <w:rPr>
+          <w:lang w:val="en_US" w:bidi="en_US"/>
+        </w:rPr>
+        <w:t>Continue the drama.</w:t>
       </w:r>
     </w:p>
     <w:p>
@@ -39100,6 +39298,12 @@
         </w:rPr>
         <w:t>It is amazing that if we pray for what God wants, God will do what we want! I understand, though, that I should not just pray what I want, but that I should first think about what God wants.</w:t>
       </w:r>
+      <w:r>
+        <w:rPr>
+          <w:lang w:val="en_US" w:bidi="en_US"/>
+        </w:rPr>
+        <w:t>Continue the drama.</w:t>
+      </w:r>
     </w:p>
     <w:p>
       <w:pPr/>
@@ -39246,6 +39450,12 @@
           <w:lang w:val="en_US" w:bidi="en_US"/>
         </w:rPr>
         <w:t>I hope that the believers understood from my sermon that sin is very bad, but also that they should not be discouraged if they do sin.</w:t>
+      </w:r>
+      <w:r>
+        <w:rPr>
+          <w:lang w:val="en_US" w:bidi="en_US"/>
+        </w:rPr>
+        <w:t>Continue the drama.</w:t>
       </w:r>
     </w:p>
     <w:p>
